--- a/lab1/отчет1.docx
+++ b/lab1/отчет1.docx
@@ -31,7 +31,6 @@
           <w:bCs/>
           <w:sz w:val="28"/>
           <w:szCs w:val="28"/>
-          <w:lang w:val="en-US"/>
         </w:rPr>
         <w:t xml:space="preserve"> </w:t>
       </w:r>
@@ -190,7 +189,6 @@
           <w:bCs/>
           <w:sz w:val="28"/>
           <w:szCs w:val="28"/>
-          <w:lang w:val="en-US"/>
         </w:rPr>
       </w:pPr>
     </w:p>
@@ -322,7 +320,6 @@
           <w:bCs/>
           <w:sz w:val="28"/>
           <w:szCs w:val="28"/>
-          <w:lang w:val="en-US"/>
         </w:rPr>
         <w:t>“</w:t>
       </w:r>
@@ -355,7 +352,6 @@
           <w:bCs/>
           <w:sz w:val="28"/>
           <w:szCs w:val="28"/>
-          <w:lang w:val="en-US"/>
         </w:rPr>
         <w:t>”</w:t>
       </w:r>
@@ -461,7 +457,6 @@
           <w:bCs/>
           <w:sz w:val="28"/>
           <w:szCs w:val="28"/>
-          <w:lang w:val="en-US"/>
         </w:rPr>
       </w:pPr>
     </w:p>
@@ -627,7 +622,6 @@
           <w:bCs/>
           <w:sz w:val="28"/>
           <w:szCs w:val="28"/>
-          <w:lang w:val="en-US"/>
         </w:rPr>
         <w:t>.</w:t>
       </w:r>
@@ -639,7 +633,7 @@
           <w:sz w:val="28"/>
           <w:szCs w:val="28"/>
         </w:rPr>
-        <w:t>С</w:t>
+        <w:t>Г</w:t>
       </w:r>
       <w:r>
         <w:rPr>
@@ -648,7 +642,6 @@
           <w:bCs/>
           <w:sz w:val="28"/>
           <w:szCs w:val="28"/>
-          <w:lang w:val="en-US"/>
         </w:rPr>
         <w:t>.</w:t>
       </w:r>
@@ -726,9 +719,15 @@
     <w:sdt>
       <w:sdtPr>
         <w:rPr>
-          <w:rFonts w:ascii="Times New Roman" w:hAnsi="Times New Roman" w:cs="Times New Roman" w:hint="cs"/>
+          <w:rFonts w:ascii="Times New Roman" w:eastAsiaTheme="minorHAnsi" w:hAnsi="Times New Roman" w:cs="Times New Roman" w:hint="cs"/>
           <w:b w:val="0"/>
           <w:bCs w:val="0"/>
+          <w:color w:val="auto"/>
+          <w:kern w:val="2"/>
+          <w:sz w:val="24"/>
+          <w:szCs w:val="24"/>
+          <w:lang w:eastAsia="en-US"/>
+          <w14:ligatures w14:val="standardContextual"/>
         </w:rPr>
         <w:id w:val="280539253"/>
         <w:docPartObj>
@@ -738,12 +737,7 @@
       </w:sdtPr>
       <w:sdtEndPr>
         <w:rPr>
-          <w:rFonts w:eastAsiaTheme="minorHAnsi"/>
           <w:noProof/>
-          <w:color w:val="auto"/>
-          <w:kern w:val="2"/>
-          <w:lang w:eastAsia="en-US"/>
-          <w14:ligatures w14:val="standardContextual"/>
         </w:rPr>
       </w:sdtEndPr>
       <w:sdtContent>
@@ -751,7 +745,7 @@
           <w:pPr>
             <w:pStyle w:val="af3"/>
             <w:rPr>
-              <w:rFonts w:ascii="Times New Roman" w:hAnsi="Times New Roman" w:cs="Times New Roman" w:hint="cs"/>
+              <w:rFonts w:ascii="Times New Roman" w:hAnsi="Times New Roman" w:cs="Times New Roman"/>
               <w:b w:val="0"/>
               <w:bCs w:val="0"/>
             </w:rPr>
@@ -773,7 +767,7 @@
               <w:tab w:val="right" w:leader="dot" w:pos="9344"/>
             </w:tabs>
             <w:rPr>
-              <w:rFonts w:ascii="Times New Roman" w:eastAsiaTheme="minorEastAsia" w:hAnsi="Times New Roman" w:cs="Times New Roman" w:hint="cs"/>
+              <w:rFonts w:ascii="Times New Roman" w:eastAsiaTheme="minorEastAsia" w:hAnsi="Times New Roman" w:cs="Times New Roman"/>
               <w:b w:val="0"/>
               <w:bCs w:val="0"/>
               <w:i w:val="0"/>
@@ -814,7 +808,7 @@
             </w:rPr>
             <w:fldChar w:fldCharType="separate"/>
           </w:r>
-          <w:hyperlink w:anchor="_Toc241534010" w:history="1">
+          <w:hyperlink w:anchor="_Toc241567441" w:history="1">
             <w:r>
               <w:rPr>
                 <w:rStyle w:val="af4"/>
@@ -887,7 +881,7 @@
                 <w:sz w:val="28"/>
                 <w:szCs w:val="28"/>
               </w:rPr>
-              <w:instrText xml:space="preserve"> PAGEREF _Toc241534010 \h </w:instrText>
+              <w:instrText xml:space="preserve"> PAGEREF _Toc241567441 \h </w:instrText>
             </w:r>
             <w:r>
               <w:rPr>
@@ -914,7 +908,7 @@
             </w:r>
             <w:r>
               <w:rPr>
-                <w:rFonts w:ascii="Times New Roman" w:hAnsi="Times New Roman" w:cs="Times New Roman"/>
+                <w:rFonts w:ascii="Times New Roman" w:hAnsi="Times New Roman" w:cs="Times New Roman" w:hint="cs"/>
                 <w:b w:val="0"/>
                 <w:bCs w:val="0"/>
                 <w:noProof/>
@@ -922,7 +916,7 @@
                 <w:sz w:val="28"/>
                 <w:szCs w:val="28"/>
               </w:rPr>
-              <w:t>3</w:t>
+              <w:t>2</w:t>
             </w:r>
             <w:r>
               <w:rPr>
@@ -946,7 +940,7 @@
               <w:tab w:val="right" w:leader="dot" w:pos="9344"/>
             </w:tabs>
             <w:rPr>
-              <w:rFonts w:ascii="Times New Roman" w:eastAsiaTheme="minorEastAsia" w:hAnsi="Times New Roman" w:cs="Times New Roman" w:hint="cs"/>
+              <w:rFonts w:ascii="Times New Roman" w:eastAsiaTheme="minorEastAsia" w:hAnsi="Times New Roman" w:cs="Times New Roman"/>
               <w:b w:val="0"/>
               <w:bCs w:val="0"/>
               <w:i w:val="0"/>
@@ -957,7 +951,7 @@
               <w:lang w:eastAsia="ru-RU"/>
             </w:rPr>
           </w:pPr>
-          <w:hyperlink w:anchor="_Toc241534011" w:history="1">
+          <w:hyperlink w:anchor="_Toc241567442" w:history="1">
             <w:r>
               <w:rPr>
                 <w:rStyle w:val="af4"/>
@@ -1030,7 +1024,7 @@
                 <w:sz w:val="28"/>
                 <w:szCs w:val="28"/>
               </w:rPr>
-              <w:instrText xml:space="preserve"> PAGEREF _Toc241534011 \h </w:instrText>
+              <w:instrText xml:space="preserve"> PAGEREF _Toc241567442 \h </w:instrText>
             </w:r>
             <w:r>
               <w:rPr>
@@ -1057,7 +1051,7 @@
             </w:r>
             <w:r>
               <w:rPr>
-                <w:rFonts w:ascii="Times New Roman" w:hAnsi="Times New Roman" w:cs="Times New Roman"/>
+                <w:rFonts w:ascii="Times New Roman" w:hAnsi="Times New Roman" w:cs="Times New Roman" w:hint="cs"/>
                 <w:b w:val="0"/>
                 <w:bCs w:val="0"/>
                 <w:noProof/>
@@ -1089,7 +1083,7 @@
               <w:tab w:val="right" w:leader="dot" w:pos="9344"/>
             </w:tabs>
             <w:rPr>
-              <w:rFonts w:ascii="Times New Roman" w:eastAsiaTheme="minorEastAsia" w:hAnsi="Times New Roman" w:cs="Times New Roman" w:hint="cs"/>
+              <w:rFonts w:ascii="Times New Roman" w:eastAsiaTheme="minorEastAsia" w:hAnsi="Times New Roman" w:cs="Times New Roman"/>
               <w:b w:val="0"/>
               <w:bCs w:val="0"/>
               <w:i w:val="0"/>
@@ -1100,7 +1094,7 @@
               <w:lang w:eastAsia="ru-RU"/>
             </w:rPr>
           </w:pPr>
-          <w:hyperlink w:anchor="_Toc241534012" w:history="1">
+          <w:hyperlink w:anchor="_Toc241567443" w:history="1">
             <w:r>
               <w:rPr>
                 <w:rStyle w:val="af4"/>
@@ -1173,7 +1167,7 @@
                 <w:sz w:val="28"/>
                 <w:szCs w:val="28"/>
               </w:rPr>
-              <w:instrText xml:space="preserve"> PAGEREF _Toc241534012 \h </w:instrText>
+              <w:instrText xml:space="preserve"> PAGEREF _Toc241567443 \h </w:instrText>
             </w:r>
             <w:r>
               <w:rPr>
@@ -1200,7 +1194,7 @@
             </w:r>
             <w:r>
               <w:rPr>
-                <w:rFonts w:ascii="Times New Roman" w:hAnsi="Times New Roman" w:cs="Times New Roman"/>
+                <w:rFonts w:ascii="Times New Roman" w:hAnsi="Times New Roman" w:cs="Times New Roman" w:hint="cs"/>
                 <w:b w:val="0"/>
                 <w:bCs w:val="0"/>
                 <w:noProof/>
@@ -1232,7 +1226,7 @@
               <w:tab w:val="right" w:leader="dot" w:pos="9344"/>
             </w:tabs>
             <w:rPr>
-              <w:rFonts w:ascii="Times New Roman" w:eastAsiaTheme="minorEastAsia" w:hAnsi="Times New Roman" w:cs="Times New Roman" w:hint="cs"/>
+              <w:rFonts w:ascii="Times New Roman" w:eastAsiaTheme="minorEastAsia" w:hAnsi="Times New Roman" w:cs="Times New Roman"/>
               <w:b w:val="0"/>
               <w:bCs w:val="0"/>
               <w:i w:val="0"/>
@@ -1243,7 +1237,7 @@
               <w:lang w:eastAsia="ru-RU"/>
             </w:rPr>
           </w:pPr>
-          <w:hyperlink w:anchor="_Toc241534013" w:history="1">
+          <w:hyperlink w:anchor="_Toc241567444" w:history="1">
             <w:r>
               <w:rPr>
                 <w:rStyle w:val="af4"/>
@@ -1281,31 +1275,7 @@
                 <w:sz w:val="28"/>
                 <w:szCs w:val="28"/>
               </w:rPr>
-              <w:t>Основные шаги про</w:t>
-            </w:r>
-            <w:r>
-              <w:rPr>
-                <w:rStyle w:val="af4"/>
-                <w:rFonts w:ascii="Times New Roman" w:hAnsi="Times New Roman" w:cs="Times New Roman" w:hint="cs"/>
-                <w:b w:val="0"/>
-                <w:bCs w:val="0"/>
-                <w:noProof/>
-                <w:sz w:val="28"/>
-                <w:szCs w:val="28"/>
-              </w:rPr>
-              <w:t>г</w:t>
-            </w:r>
-            <w:r>
-              <w:rPr>
-                <w:rStyle w:val="af4"/>
-                <w:rFonts w:ascii="Times New Roman" w:hAnsi="Times New Roman" w:cs="Times New Roman" w:hint="cs"/>
-                <w:b w:val="0"/>
-                <w:bCs w:val="0"/>
-                <w:noProof/>
-                <w:sz w:val="28"/>
-                <w:szCs w:val="28"/>
-              </w:rPr>
-              <w:t>раммы</w:t>
+              <w:t>Основные шаги программы</w:t>
             </w:r>
             <w:r>
               <w:rPr>
@@ -1341,7 +1311,7 @@
                 <w:sz w:val="28"/>
                 <w:szCs w:val="28"/>
               </w:rPr>
-              <w:instrText xml:space="preserve"> PAGEREF _Toc241534013 \h </w:instrText>
+              <w:instrText xml:space="preserve"> PAGEREF _Toc241567444 \h </w:instrText>
             </w:r>
             <w:r>
               <w:rPr>
@@ -1368,7 +1338,7 @@
             </w:r>
             <w:r>
               <w:rPr>
-                <w:rFonts w:ascii="Times New Roman" w:hAnsi="Times New Roman" w:cs="Times New Roman"/>
+                <w:rFonts w:ascii="Times New Roman" w:hAnsi="Times New Roman" w:cs="Times New Roman" w:hint="cs"/>
                 <w:b w:val="0"/>
                 <w:bCs w:val="0"/>
                 <w:noProof/>
@@ -1400,7 +1370,7 @@
               <w:tab w:val="right" w:leader="dot" w:pos="9344"/>
             </w:tabs>
             <w:rPr>
-              <w:rFonts w:ascii="Times New Roman" w:eastAsiaTheme="minorEastAsia" w:hAnsi="Times New Roman" w:cs="Times New Roman" w:hint="cs"/>
+              <w:rFonts w:ascii="Times New Roman" w:eastAsiaTheme="minorEastAsia" w:hAnsi="Times New Roman" w:cs="Times New Roman"/>
               <w:b w:val="0"/>
               <w:bCs w:val="0"/>
               <w:i w:val="0"/>
@@ -1411,7 +1381,7 @@
               <w:lang w:eastAsia="ru-RU"/>
             </w:rPr>
           </w:pPr>
-          <w:hyperlink w:anchor="_Toc241534014" w:history="1">
+          <w:hyperlink w:anchor="_Toc241567445" w:history="1">
             <w:r>
               <w:rPr>
                 <w:rStyle w:val="af4"/>
@@ -1485,7 +1455,7 @@
                 <w:sz w:val="28"/>
                 <w:szCs w:val="28"/>
               </w:rPr>
-              <w:instrText xml:space="preserve"> PAGEREF _Toc241534014 \h </w:instrText>
+              <w:instrText xml:space="preserve"> PAGEREF _Toc241567445 \h </w:instrText>
             </w:r>
             <w:r>
               <w:rPr>
@@ -1512,7 +1482,7 @@
             </w:r>
             <w:r>
               <w:rPr>
-                <w:rFonts w:ascii="Times New Roman" w:hAnsi="Times New Roman" w:cs="Times New Roman"/>
+                <w:rFonts w:ascii="Times New Roman" w:hAnsi="Times New Roman" w:cs="Times New Roman" w:hint="cs"/>
                 <w:b w:val="0"/>
                 <w:bCs w:val="0"/>
                 <w:noProof/>
@@ -1544,7 +1514,7 @@
               <w:tab w:val="right" w:leader="dot" w:pos="9344"/>
             </w:tabs>
             <w:rPr>
-              <w:rFonts w:ascii="Times New Roman" w:eastAsiaTheme="minorEastAsia" w:hAnsi="Times New Roman" w:cs="Times New Roman" w:hint="cs"/>
+              <w:rFonts w:ascii="Times New Roman" w:eastAsiaTheme="minorEastAsia" w:hAnsi="Times New Roman" w:cs="Times New Roman"/>
               <w:b w:val="0"/>
               <w:bCs w:val="0"/>
               <w:i w:val="0"/>
@@ -1555,7 +1525,7 @@
               <w:lang w:eastAsia="ru-RU"/>
             </w:rPr>
           </w:pPr>
-          <w:hyperlink w:anchor="_Toc241534015" w:history="1">
+          <w:hyperlink w:anchor="_Toc241567446" w:history="1">
             <w:r>
               <w:rPr>
                 <w:rStyle w:val="af4"/>
@@ -1628,7 +1598,7 @@
                 <w:sz w:val="28"/>
                 <w:szCs w:val="28"/>
               </w:rPr>
-              <w:instrText xml:space="preserve"> PAGEREF _Toc241534015 \h </w:instrText>
+              <w:instrText xml:space="preserve"> PAGEREF _Toc241567446 \h </w:instrText>
             </w:r>
             <w:r>
               <w:rPr>
@@ -1655,7 +1625,7 @@
             </w:r>
             <w:r>
               <w:rPr>
-                <w:rFonts w:ascii="Times New Roman" w:hAnsi="Times New Roman" w:cs="Times New Roman"/>
+                <w:rFonts w:ascii="Times New Roman" w:hAnsi="Times New Roman" w:cs="Times New Roman" w:hint="cs"/>
                 <w:b w:val="0"/>
                 <w:bCs w:val="0"/>
                 <w:noProof/>
@@ -1687,7 +1657,7 @@
               <w:tab w:val="right" w:leader="dot" w:pos="9344"/>
             </w:tabs>
             <w:rPr>
-              <w:rFonts w:ascii="Times New Roman" w:eastAsiaTheme="minorEastAsia" w:hAnsi="Times New Roman" w:cs="Times New Roman" w:hint="cs"/>
+              <w:rFonts w:ascii="Times New Roman" w:eastAsiaTheme="minorEastAsia" w:hAnsi="Times New Roman" w:cs="Times New Roman"/>
               <w:b w:val="0"/>
               <w:bCs w:val="0"/>
               <w:i w:val="0"/>
@@ -1698,7 +1668,7 @@
               <w:lang w:eastAsia="ru-RU"/>
             </w:rPr>
           </w:pPr>
-          <w:hyperlink w:anchor="_Toc241534016" w:history="1">
+          <w:hyperlink w:anchor="_Toc241567447" w:history="1">
             <w:r>
               <w:rPr>
                 <w:rStyle w:val="af4"/>
@@ -1735,31 +1705,7 @@
                 <w:sz w:val="28"/>
                 <w:szCs w:val="28"/>
               </w:rPr>
-              <w:t>Рекомендации</w:t>
-            </w:r>
-            <w:r>
-              <w:rPr>
-                <w:rStyle w:val="af4"/>
-                <w:rFonts w:ascii="Times New Roman" w:hAnsi="Times New Roman" w:cs="Times New Roman" w:hint="cs"/>
-                <w:b w:val="0"/>
-                <w:bCs w:val="0"/>
-                <w:noProof/>
-                <w:sz w:val="28"/>
-                <w:szCs w:val="28"/>
-              </w:rPr>
-              <w:t xml:space="preserve"> </w:t>
-            </w:r>
-            <w:r>
-              <w:rPr>
-                <w:rStyle w:val="af4"/>
-                <w:rFonts w:ascii="Times New Roman" w:hAnsi="Times New Roman" w:cs="Times New Roman" w:hint="cs"/>
-                <w:b w:val="0"/>
-                <w:bCs w:val="0"/>
-                <w:noProof/>
-                <w:sz w:val="28"/>
-                <w:szCs w:val="28"/>
-              </w:rPr>
-              <w:t>программиста</w:t>
+              <w:t>Рекомендации программиста</w:t>
             </w:r>
             <w:r>
               <w:rPr>
@@ -1795,7 +1741,7 @@
                 <w:sz w:val="28"/>
                 <w:szCs w:val="28"/>
               </w:rPr>
-              <w:instrText xml:space="preserve"> PAGEREF _Toc241534016 \h </w:instrText>
+              <w:instrText xml:space="preserve"> PAGEREF _Toc241567447 \h </w:instrText>
             </w:r>
             <w:r>
               <w:rPr>
@@ -1822,7 +1768,7 @@
             </w:r>
             <w:r>
               <w:rPr>
-                <w:rFonts w:ascii="Times New Roman" w:hAnsi="Times New Roman" w:cs="Times New Roman"/>
+                <w:rFonts w:ascii="Times New Roman" w:hAnsi="Times New Roman" w:cs="Times New Roman" w:hint="cs"/>
                 <w:b w:val="0"/>
                 <w:bCs w:val="0"/>
                 <w:noProof/>
@@ -1854,7 +1800,7 @@
               <w:tab w:val="right" w:leader="dot" w:pos="9344"/>
             </w:tabs>
             <w:rPr>
-              <w:rFonts w:ascii="Times New Roman" w:eastAsiaTheme="minorEastAsia" w:hAnsi="Times New Roman" w:cs="Times New Roman" w:hint="cs"/>
+              <w:rFonts w:ascii="Times New Roman" w:eastAsiaTheme="minorEastAsia" w:hAnsi="Times New Roman" w:cs="Times New Roman"/>
               <w:b w:val="0"/>
               <w:bCs w:val="0"/>
               <w:i w:val="0"/>
@@ -1865,7 +1811,7 @@
               <w:lang w:eastAsia="ru-RU"/>
             </w:rPr>
           </w:pPr>
-          <w:hyperlink w:anchor="_Toc241534017" w:history="1">
+          <w:hyperlink w:anchor="_Toc241567448" w:history="1">
             <w:r>
               <w:rPr>
                 <w:rStyle w:val="af4"/>
@@ -1902,19 +1848,7 @@
                 <w:sz w:val="28"/>
                 <w:szCs w:val="28"/>
               </w:rPr>
-              <w:t>Контрольный приме</w:t>
-            </w:r>
-            <w:r>
-              <w:rPr>
-                <w:rStyle w:val="af4"/>
-                <w:rFonts w:ascii="Times New Roman" w:hAnsi="Times New Roman" w:cs="Times New Roman" w:hint="cs"/>
-                <w:b w:val="0"/>
-                <w:bCs w:val="0"/>
-                <w:noProof/>
-                <w:sz w:val="28"/>
-                <w:szCs w:val="28"/>
-              </w:rPr>
-              <w:t>р</w:t>
+              <w:t>Контрольный пример</w:t>
             </w:r>
             <w:r>
               <w:rPr>
@@ -1950,7 +1884,7 @@
                 <w:sz w:val="28"/>
                 <w:szCs w:val="28"/>
               </w:rPr>
-              <w:instrText xml:space="preserve"> PAGEREF _Toc241534017 \h </w:instrText>
+              <w:instrText xml:space="preserve"> PAGEREF _Toc241567448 \h </w:instrText>
             </w:r>
             <w:r>
               <w:rPr>
@@ -1977,7 +1911,7 @@
             </w:r>
             <w:r>
               <w:rPr>
-                <w:rFonts w:ascii="Times New Roman" w:hAnsi="Times New Roman" w:cs="Times New Roman"/>
+                <w:rFonts w:ascii="Times New Roman" w:hAnsi="Times New Roman" w:cs="Times New Roman" w:hint="cs"/>
                 <w:b w:val="0"/>
                 <w:bCs w:val="0"/>
                 <w:noProof/>
@@ -2009,7 +1943,7 @@
               <w:tab w:val="right" w:leader="dot" w:pos="9344"/>
             </w:tabs>
             <w:rPr>
-              <w:rFonts w:ascii="Times New Roman" w:eastAsiaTheme="minorEastAsia" w:hAnsi="Times New Roman" w:cs="Times New Roman" w:hint="cs"/>
+              <w:rFonts w:ascii="Times New Roman" w:eastAsiaTheme="minorEastAsia" w:hAnsi="Times New Roman" w:cs="Times New Roman"/>
               <w:b w:val="0"/>
               <w:bCs w:val="0"/>
               <w:i w:val="0"/>
@@ -2020,7 +1954,7 @@
               <w:lang w:eastAsia="ru-RU"/>
             </w:rPr>
           </w:pPr>
-          <w:hyperlink w:anchor="_Toc241534018" w:history="1">
+          <w:hyperlink w:anchor="_Toc241567449" w:history="1">
             <w:r>
               <w:rPr>
                 <w:rStyle w:val="af4"/>
@@ -2093,7 +2027,7 @@
                 <w:sz w:val="28"/>
                 <w:szCs w:val="28"/>
               </w:rPr>
-              <w:instrText xml:space="preserve"> PAGEREF _Toc241534018 \h </w:instrText>
+              <w:instrText xml:space="preserve"> PAGEREF _Toc241567449 \h </w:instrText>
             </w:r>
             <w:r>
               <w:rPr>
@@ -2120,18 +2054,6 @@
             </w:r>
             <w:r>
               <w:rPr>
-                <w:rFonts w:ascii="Times New Roman" w:hAnsi="Times New Roman" w:cs="Times New Roman"/>
-                <w:b w:val="0"/>
-                <w:bCs w:val="0"/>
-                <w:noProof/>
-                <w:webHidden/>
-                <w:sz w:val="28"/>
-                <w:szCs w:val="28"/>
-              </w:rPr>
-              <w:t>15</w:t>
-            </w:r>
-            <w:r>
-              <w:rPr>
                 <w:rFonts w:ascii="Times New Roman" w:hAnsi="Times New Roman" w:cs="Times New Roman" w:hint="cs"/>
                 <w:b w:val="0"/>
                 <w:bCs w:val="0"/>
@@ -2140,6 +2062,18 @@
                 <w:sz w:val="28"/>
                 <w:szCs w:val="28"/>
               </w:rPr>
+              <w:t>15</w:t>
+            </w:r>
+            <w:r>
+              <w:rPr>
+                <w:rFonts w:ascii="Times New Roman" w:hAnsi="Times New Roman" w:cs="Times New Roman" w:hint="cs"/>
+                <w:b w:val="0"/>
+                <w:bCs w:val="0"/>
+                <w:noProof/>
+                <w:webHidden/>
+                <w:sz w:val="28"/>
+                <w:szCs w:val="28"/>
+              </w:rPr>
               <w:fldChar w:fldCharType="end"/>
             </w:r>
           </w:hyperlink>
@@ -2147,7 +2081,7 @@
         <w:p>
           <w:pPr>
             <w:rPr>
-              <w:rFonts w:ascii="Times New Roman" w:hAnsi="Times New Roman" w:cs="Times New Roman" w:hint="cs"/>
+              <w:rFonts w:ascii="Times New Roman" w:hAnsi="Times New Roman" w:cs="Times New Roman"/>
               <w:sz w:val="28"/>
               <w:szCs w:val="28"/>
             </w:rPr>
@@ -2167,7 +2101,6 @@
     <w:p>
       <w:pPr>
         <w:spacing w:after="0" w:line="360" w:lineRule="auto"/>
-        <w:jc w:val="center"/>
         <w:rPr>
           <w:rFonts w:ascii="Times New Roman" w:hAnsi="Times New Roman" w:cs="Times New Roman"/>
           <w:b/>
@@ -2179,243 +2112,21 @@
     </w:p>
     <w:p>
       <w:pPr>
-        <w:spacing w:after="0" w:line="360" w:lineRule="auto"/>
-        <w:jc w:val="center"/>
-        <w:rPr>
-          <w:rFonts w:ascii="Times New Roman" w:hAnsi="Times New Roman" w:cs="Times New Roman"/>
-          <w:b/>
-          <w:bCs/>
-          <w:sz w:val="28"/>
-          <w:szCs w:val="28"/>
-          <w:lang w:val="en-US"/>
-        </w:rPr>
-      </w:pPr>
-    </w:p>
-    <w:p>
-      <w:pPr>
-        <w:spacing w:after="0" w:line="360" w:lineRule="auto"/>
-        <w:jc w:val="center"/>
-        <w:rPr>
-          <w:rFonts w:ascii="Times New Roman" w:hAnsi="Times New Roman" w:cs="Times New Roman"/>
-          <w:b/>
-          <w:bCs/>
-          <w:sz w:val="28"/>
-          <w:szCs w:val="28"/>
-        </w:rPr>
-      </w:pPr>
-    </w:p>
-    <w:p>
-      <w:pPr>
-        <w:spacing w:after="0" w:line="360" w:lineRule="auto"/>
-        <w:jc w:val="center"/>
-        <w:rPr>
-          <w:rFonts w:ascii="Times New Roman" w:hAnsi="Times New Roman" w:cs="Times New Roman"/>
-          <w:b/>
-          <w:bCs/>
-          <w:sz w:val="28"/>
-          <w:szCs w:val="28"/>
-        </w:rPr>
-      </w:pPr>
-    </w:p>
-    <w:p>
-      <w:pPr>
-        <w:spacing w:after="0" w:line="360" w:lineRule="auto"/>
-        <w:jc w:val="center"/>
-        <w:rPr>
-          <w:rFonts w:ascii="Times New Roman" w:hAnsi="Times New Roman" w:cs="Times New Roman"/>
-          <w:b/>
-          <w:bCs/>
-          <w:sz w:val="28"/>
-          <w:szCs w:val="28"/>
-        </w:rPr>
-      </w:pPr>
-    </w:p>
-    <w:p>
-      <w:pPr>
-        <w:spacing w:after="0" w:line="360" w:lineRule="auto"/>
-        <w:jc w:val="center"/>
-        <w:rPr>
-          <w:rFonts w:ascii="Times New Roman" w:hAnsi="Times New Roman" w:cs="Times New Roman"/>
-          <w:b/>
-          <w:bCs/>
-          <w:sz w:val="28"/>
-          <w:szCs w:val="28"/>
-        </w:rPr>
-      </w:pPr>
-    </w:p>
-    <w:p>
-      <w:pPr>
-        <w:spacing w:after="0" w:line="360" w:lineRule="auto"/>
-        <w:jc w:val="center"/>
-        <w:rPr>
-          <w:rFonts w:ascii="Times New Roman" w:hAnsi="Times New Roman" w:cs="Times New Roman"/>
-          <w:b/>
-          <w:bCs/>
-          <w:sz w:val="28"/>
-          <w:szCs w:val="28"/>
-        </w:rPr>
-      </w:pPr>
-    </w:p>
-    <w:p>
-      <w:pPr>
-        <w:spacing w:after="0" w:line="360" w:lineRule="auto"/>
-        <w:jc w:val="center"/>
-        <w:rPr>
-          <w:rFonts w:ascii="Times New Roman" w:hAnsi="Times New Roman" w:cs="Times New Roman"/>
-          <w:b/>
-          <w:bCs/>
-          <w:sz w:val="28"/>
-          <w:szCs w:val="28"/>
-        </w:rPr>
-      </w:pPr>
-    </w:p>
-    <w:p>
-      <w:pPr>
-        <w:spacing w:after="0" w:line="360" w:lineRule="auto"/>
-        <w:jc w:val="center"/>
-        <w:rPr>
-          <w:rFonts w:ascii="Times New Roman" w:hAnsi="Times New Roman" w:cs="Times New Roman"/>
-          <w:b/>
-          <w:bCs/>
-          <w:sz w:val="28"/>
-          <w:szCs w:val="28"/>
-        </w:rPr>
-      </w:pPr>
-    </w:p>
-    <w:p>
-      <w:pPr>
-        <w:spacing w:after="0" w:line="360" w:lineRule="auto"/>
-        <w:jc w:val="center"/>
-        <w:rPr>
-          <w:rFonts w:ascii="Times New Roman" w:hAnsi="Times New Roman" w:cs="Times New Roman"/>
-          <w:b/>
-          <w:bCs/>
-          <w:sz w:val="28"/>
-          <w:szCs w:val="28"/>
-        </w:rPr>
-      </w:pPr>
-    </w:p>
-    <w:p>
-      <w:pPr>
-        <w:spacing w:after="0" w:line="360" w:lineRule="auto"/>
-        <w:jc w:val="center"/>
-        <w:rPr>
-          <w:rFonts w:ascii="Times New Roman" w:hAnsi="Times New Roman" w:cs="Times New Roman"/>
-          <w:b/>
-          <w:bCs/>
-          <w:sz w:val="28"/>
-          <w:szCs w:val="28"/>
-        </w:rPr>
-      </w:pPr>
-    </w:p>
-    <w:p>
-      <w:pPr>
-        <w:spacing w:after="0" w:line="360" w:lineRule="auto"/>
-        <w:jc w:val="center"/>
-        <w:rPr>
-          <w:rFonts w:ascii="Times New Roman" w:hAnsi="Times New Roman" w:cs="Times New Roman"/>
-          <w:b/>
-          <w:bCs/>
-          <w:sz w:val="28"/>
-          <w:szCs w:val="28"/>
-        </w:rPr>
-      </w:pPr>
-    </w:p>
-    <w:p>
-      <w:pPr>
-        <w:spacing w:after="0" w:line="360" w:lineRule="auto"/>
-        <w:jc w:val="center"/>
-        <w:rPr>
-          <w:rFonts w:ascii="Times New Roman" w:hAnsi="Times New Roman" w:cs="Times New Roman"/>
-          <w:b/>
-          <w:bCs/>
-          <w:sz w:val="28"/>
-          <w:szCs w:val="28"/>
-        </w:rPr>
-      </w:pPr>
-    </w:p>
-    <w:p>
-      <w:pPr>
-        <w:spacing w:after="0" w:line="360" w:lineRule="auto"/>
-        <w:jc w:val="center"/>
-        <w:rPr>
-          <w:rFonts w:ascii="Times New Roman" w:hAnsi="Times New Roman" w:cs="Times New Roman"/>
-          <w:b/>
-          <w:bCs/>
-          <w:sz w:val="28"/>
-          <w:szCs w:val="28"/>
-        </w:rPr>
-      </w:pPr>
-    </w:p>
-    <w:p>
-      <w:pPr>
-        <w:spacing w:after="0" w:line="360" w:lineRule="auto"/>
-        <w:jc w:val="center"/>
-        <w:rPr>
-          <w:rFonts w:ascii="Times New Roman" w:hAnsi="Times New Roman" w:cs="Times New Roman"/>
-          <w:b/>
-          <w:bCs/>
-          <w:sz w:val="28"/>
-          <w:szCs w:val="28"/>
-        </w:rPr>
-      </w:pPr>
-    </w:p>
-    <w:p>
-      <w:pPr>
-        <w:spacing w:after="0" w:line="360" w:lineRule="auto"/>
-        <w:jc w:val="center"/>
-        <w:rPr>
-          <w:rFonts w:ascii="Times New Roman" w:hAnsi="Times New Roman" w:cs="Times New Roman"/>
-          <w:b/>
-          <w:bCs/>
-          <w:sz w:val="28"/>
-          <w:szCs w:val="28"/>
-        </w:rPr>
-      </w:pPr>
-    </w:p>
-    <w:p>
-      <w:pPr>
-        <w:spacing w:after="0" w:line="360" w:lineRule="auto"/>
-        <w:jc w:val="center"/>
-        <w:rPr>
-          <w:rFonts w:ascii="Times New Roman" w:hAnsi="Times New Roman" w:cs="Times New Roman"/>
-          <w:b/>
-          <w:bCs/>
-          <w:sz w:val="28"/>
-          <w:szCs w:val="28"/>
-        </w:rPr>
-      </w:pPr>
-    </w:p>
-    <w:p>
-      <w:pPr>
-        <w:spacing w:after="0" w:line="360" w:lineRule="auto"/>
-        <w:jc w:val="center"/>
-        <w:rPr>
-          <w:rFonts w:ascii="Times New Roman" w:hAnsi="Times New Roman" w:cs="Times New Roman"/>
-          <w:b/>
-          <w:bCs/>
-          <w:sz w:val="28"/>
-          <w:szCs w:val="28"/>
-        </w:rPr>
-      </w:pPr>
-    </w:p>
-    <w:p>
-      <w:pPr>
-        <w:spacing w:after="0" w:line="360" w:lineRule="auto"/>
-        <w:rPr>
-          <w:rFonts w:ascii="Times New Roman" w:hAnsi="Times New Roman" w:cs="Times New Roman"/>
-          <w:b/>
-          <w:bCs/>
-          <w:sz w:val="28"/>
-          <w:szCs w:val="28"/>
-        </w:rPr>
-      </w:pPr>
-    </w:p>
-    <w:p>
-      <w:pPr>
         <w:pStyle w:val="1"/>
       </w:pPr>
-      <w:bookmarkStart w:id="0" w:name="_Toc241534010"/>
+      <w:bookmarkStart w:id="0" w:name="_Toc241567441"/>
+      <w:r>
+        <w:br w:type="page"/>
+      </w:r>
+    </w:p>
+    <w:p>
+      <w:pPr>
+        <w:pStyle w:val="1"/>
+        <w:numPr>
+          <w:ilvl w:val="0"/>
+          <w:numId w:val="22"/>
+        </w:numPr>
+      </w:pPr>
       <w:r>
         <w:lastRenderedPageBreak/>
         <w:t>Цель работы</w:t>
@@ -2502,7 +2213,7 @@
       <w:pPr>
         <w:pStyle w:val="1"/>
       </w:pPr>
-      <w:bookmarkStart w:id="1" w:name="_Toc241534011"/>
+      <w:bookmarkStart w:id="1" w:name="_Toc241567442"/>
       <w:r>
         <w:t>Описание задачи</w:t>
       </w:r>
@@ -2760,23 +2471,7 @@
           <w:sz w:val="28"/>
           <w:szCs w:val="28"/>
         </w:rPr>
-        <w:t xml:space="preserve">Дата </w:t>
-      </w:r>
-      <w:r>
-        <w:rPr>
-          <w:rFonts w:ascii="Times New Roman" w:hAnsi="Times New Roman" w:cs="Times New Roman"/>
-          <w:sz w:val="28"/>
-          <w:szCs w:val="28"/>
-        </w:rPr>
-        <w:t>приезда</w:t>
-      </w:r>
-      <w:r>
-        <w:rPr>
-          <w:rFonts w:ascii="Times New Roman" w:hAnsi="Times New Roman" w:cs="Times New Roman"/>
-          <w:sz w:val="28"/>
-          <w:szCs w:val="28"/>
-        </w:rPr>
-        <w:t xml:space="preserve"> – свободный вариант генерации данных</w:t>
+        <w:t>Дата приезда – свободный вариант генерации данных</w:t>
       </w:r>
       <w:r>
         <w:rPr>
@@ -3067,7 +2762,7 @@
       <w:pPr>
         <w:pStyle w:val="1"/>
       </w:pPr>
-      <w:bookmarkStart w:id="2" w:name="_Toc241534012"/>
+      <w:bookmarkStart w:id="2" w:name="_Toc241567443"/>
       <w:r>
         <w:t>Теоретическая часть</w:t>
       </w:r>
@@ -3093,23 +2788,7 @@
           <w:sz w:val="28"/>
           <w:szCs w:val="28"/>
         </w:rPr>
-        <w:t>Синтетические данные — это данные, сгенерированные с помощью</w:t>
-      </w:r>
-      <w:r>
-        <w:rPr>
-          <w:rFonts w:ascii="Times New Roman" w:hAnsi="Times New Roman" w:cs="Times New Roman"/>
-          <w:sz w:val="28"/>
-          <w:szCs w:val="28"/>
-        </w:rPr>
-        <w:t xml:space="preserve"> </w:t>
-      </w:r>
-      <w:r>
-        <w:rPr>
-          <w:rFonts w:ascii="Times New Roman" w:hAnsi="Times New Roman" w:cs="Times New Roman"/>
-          <w:sz w:val="28"/>
-          <w:szCs w:val="28"/>
-        </w:rPr>
-        <w:t>специально разработанной математической модели или алгоритма для решения одной или нескольких задач в области науки о данных</w:t>
+        <w:t>Синтетические данные — это данные, сгенерированные с помощью специально разработанной математической модели или алгоритма для решения одной или нескольких задач в области науки о данных</w:t>
       </w:r>
       <w:r>
         <w:rPr>
@@ -3320,7 +2999,7 @@
       <w:pPr>
         <w:ind w:firstLine="708"/>
         <w:rPr>
-          <w:rFonts w:ascii="Times New Roman" w:hAnsi="Times New Roman" w:cs="Times New Roman" w:hint="cs"/>
+          <w:rFonts w:ascii="Times New Roman" w:hAnsi="Times New Roman" w:cs="Times New Roman"/>
           <w:sz w:val="28"/>
           <w:szCs w:val="28"/>
         </w:rPr>
@@ -4684,7 +4363,6 @@
           <w:rFonts w:ascii="Times New Roman" w:hAnsi="Times New Roman" w:cs="Times New Roman"/>
           <w:sz w:val="28"/>
           <w:szCs w:val="28"/>
-          <w:lang w:val="en-US"/>
         </w:rPr>
       </w:pPr>
       <w:r>
@@ -4701,23 +4379,7 @@
           <w:sz w:val="28"/>
           <w:szCs w:val="28"/>
         </w:rPr>
-        <w:t xml:space="preserve"> </w:t>
-      </w:r>
-      <w:r>
-        <w:rPr>
-          <w:rFonts w:ascii="Times New Roman" w:hAnsi="Times New Roman" w:cs="Times New Roman"/>
-          <w:sz w:val="28"/>
-          <w:szCs w:val="28"/>
-        </w:rPr>
-        <w:t>вагон состоит из 4 купе</w:t>
-      </w:r>
-      <w:r>
-        <w:rPr>
-          <w:rFonts w:ascii="Times New Roman" w:hAnsi="Times New Roman" w:cs="Times New Roman"/>
-          <w:sz w:val="28"/>
-          <w:szCs w:val="28"/>
-        </w:rPr>
-        <w:t>.</w:t>
+        <w:t xml:space="preserve"> вагон состоит из 4 купе.</w:t>
       </w:r>
     </w:p>
     <w:p>
@@ -4827,7 +4489,7 @@
           <w:lang w:val="en-US"/>
         </w:rPr>
       </w:pPr>
-      <w:bookmarkStart w:id="3" w:name="_Toc241534013"/>
+      <w:bookmarkStart w:id="3" w:name="_Toc241567444"/>
       <w:r>
         <w:lastRenderedPageBreak/>
         <w:t>Основные шаги программы</w:t>
@@ -5180,23 +4842,7 @@
           <w:sz w:val="28"/>
           <w:szCs w:val="28"/>
         </w:rPr>
-        <w:t>: генерация ФИО</w:t>
-      </w:r>
-      <w:r>
-        <w:rPr>
-          <w:rFonts w:ascii="Times New Roman" w:hAnsi="Times New Roman" w:cs="Times New Roman"/>
-          <w:sz w:val="28"/>
-          <w:szCs w:val="28"/>
-        </w:rPr>
-        <w:t xml:space="preserve"> </w:t>
-      </w:r>
-      <w:r>
-        <w:rPr>
-          <w:rFonts w:ascii="Times New Roman" w:hAnsi="Times New Roman" w:cs="Times New Roman"/>
-          <w:sz w:val="28"/>
-          <w:szCs w:val="28"/>
-        </w:rPr>
-        <w:t>и уникального паспорта вида «СССС НННННН»;</w:t>
+        <w:t>: генерация ФИО и уникального паспорта вида «СССС НННННН»;</w:t>
       </w:r>
     </w:p>
     <w:p>
@@ -5475,7 +5121,7 @@
                             <w:pPr>
                               <w:pStyle w:val="af1"/>
                               <w:rPr>
-                                <w:rFonts w:ascii="Times New Roman" w:hAnsi="Times New Roman" w:cs="Times New Roman" w:hint="cs"/>
+                                <w:rFonts w:ascii="Times New Roman" w:hAnsi="Times New Roman" w:cs="Times New Roman"/>
                                 <w:b/>
                                 <w:bCs/>
                                 <w:noProof/>
@@ -5489,7 +5135,15 @@
                                 <w:sz w:val="24"/>
                                 <w:szCs w:val="24"/>
                               </w:rPr>
-                              <w:t xml:space="preserve">Рис.  </w:t>
+                              <w:t>Рисунок</w:t>
+                            </w:r>
+                            <w:r>
+                              <w:rPr>
+                                <w:rFonts w:ascii="Times New Roman" w:hAnsi="Times New Roman" w:cs="Times New Roman" w:hint="cs"/>
+                                <w:sz w:val="24"/>
+                                <w:szCs w:val="24"/>
+                              </w:rPr>
+                              <w:t xml:space="preserve"> </w:t>
                             </w:r>
                             <w:r>
                               <w:rPr>
@@ -5505,7 +5159,7 @@
                                 <w:sz w:val="24"/>
                                 <w:szCs w:val="24"/>
                               </w:rPr>
-                              <w:instrText xml:space="preserve"> SEQ Рис._ \* ARABIC </w:instrText>
+                              <w:instrText xml:space="preserve"> SEQ Рисунок \* ARABIC </w:instrText>
                             </w:r>
                             <w:r>
                               <w:rPr>
@@ -5517,7 +5171,7 @@
                             </w:r>
                             <w:r>
                               <w:rPr>
-                                <w:rFonts w:ascii="Times New Roman" w:hAnsi="Times New Roman" w:cs="Times New Roman"/>
+                                <w:rFonts w:ascii="Times New Roman" w:hAnsi="Times New Roman" w:cs="Times New Roman" w:hint="cs"/>
                                 <w:noProof/>
                                 <w:sz w:val="24"/>
                                 <w:szCs w:val="24"/>
@@ -5588,13 +5242,23 @@
                           <w:szCs w:val="24"/>
                         </w:rPr>
                       </w:pPr>
+                      <w:proofErr w:type="spellStart"/>
                       <w:r>
                         <w:rPr>
                           <w:rFonts w:ascii="Times New Roman" w:hAnsi="Times New Roman" w:cs="Times New Roman" w:hint="cs"/>
                           <w:sz w:val="24"/>
                           <w:szCs w:val="24"/>
                         </w:rPr>
-                        <w:t xml:space="preserve">Рис.  </w:t>
+                        <w:t>Рисунок</w:t>
+                      </w:r>
+                      <w:proofErr w:type="spellEnd"/>
+                      <w:r>
+                        <w:rPr>
+                          <w:rFonts w:ascii="Times New Roman" w:hAnsi="Times New Roman" w:cs="Times New Roman" w:hint="cs"/>
+                          <w:sz w:val="24"/>
+                          <w:szCs w:val="24"/>
+                        </w:rPr>
+                        <w:t xml:space="preserve"> </w:t>
                       </w:r>
                       <w:r>
                         <w:rPr>
@@ -5610,7 +5274,7 @@
                           <w:sz w:val="24"/>
                           <w:szCs w:val="24"/>
                         </w:rPr>
-                        <w:instrText xml:space="preserve"> SEQ Рис._ \* ARABIC </w:instrText>
+                        <w:instrText xml:space="preserve"> SEQ Рисунок \* ARABIC </w:instrText>
                       </w:r>
                       <w:r>
                         <w:rPr>
@@ -5622,7 +5286,7 @@
                       </w:r>
                       <w:r>
                         <w:rPr>
-                          <w:rFonts w:ascii="Times New Roman" w:hAnsi="Times New Roman" w:cs="Times New Roman"/>
+                          <w:rFonts w:ascii="Times New Roman" w:hAnsi="Times New Roman" w:cs="Times New Roman" w:hint="cs"/>
                           <w:noProof/>
                           <w:sz w:val="24"/>
                           <w:szCs w:val="24"/>
@@ -5926,82 +5590,19 @@
       </w:pPr>
       <w:r>
         <w:rPr>
-          <w:rFonts w:ascii="Times New Roman" w:hAnsi="Times New Roman" w:cs="Times New Roman"/>
           <w:noProof/>
-          <w:sz w:val="28"/>
-          <w:szCs w:val="28"/>
         </w:rPr>
         <w:lastRenderedPageBreak/>
-        <w:drawing>
-          <wp:anchor distT="0" distB="0" distL="114300" distR="114300" simplePos="0" relativeHeight="251676672" behindDoc="0" locked="0" layoutInCell="1" allowOverlap="1">
-            <wp:simplePos x="0" y="0"/>
-            <wp:positionH relativeFrom="margin">
-              <wp:posOffset>1689100</wp:posOffset>
-            </wp:positionH>
-            <wp:positionV relativeFrom="margin">
-              <wp:posOffset>-412750</wp:posOffset>
-            </wp:positionV>
-            <wp:extent cx="2505710" cy="9177020"/>
-            <wp:effectExtent l="0" t="0" r="0" b="5080"/>
-            <wp:wrapSquare wrapText="bothSides"/>
-            <wp:docPr id="1066875016" name="Рисунок 4" descr="Изображение выглядит как снимок экрана, графический дизайн, Графика, черно-белый&#10;&#10;Контент, сгенерированный ИИ, может содержать ошибки."/>
-            <wp:cNvGraphicFramePr>
-              <a:graphicFrameLocks xmlns:a="http://schemas.openxmlformats.org/drawingml/2006/main" noChangeAspect="1"/>
-            </wp:cNvGraphicFramePr>
-            <a:graphic xmlns:a="http://schemas.openxmlformats.org/drawingml/2006/main">
-              <a:graphicData uri="http://schemas.openxmlformats.org/drawingml/2006/picture">
-                <pic:pic xmlns:pic="http://schemas.openxmlformats.org/drawingml/2006/picture">
-                  <pic:nvPicPr>
-                    <pic:cNvPr id="1066875016" name="Рисунок 4" descr="Изображение выглядит как снимок экрана, графический дизайн, Графика, черно-белый&#10;&#10;Контент, сгенерированный ИИ, может содержать ошибки."/>
-                    <pic:cNvPicPr/>
-                  </pic:nvPicPr>
-                  <pic:blipFill>
-                    <a:blip r:embed="rId9">
-                      <a:extLst>
-                        <a:ext uri="{28A0092B-C50C-407E-A947-70E740481C1C}">
-                          <a14:useLocalDpi xmlns:a14="http://schemas.microsoft.com/office/drawing/2010/main" val="0"/>
-                        </a:ext>
-                      </a:extLst>
-                    </a:blip>
-                    <a:stretch>
-                      <a:fillRect/>
-                    </a:stretch>
-                  </pic:blipFill>
-                  <pic:spPr>
-                    <a:xfrm>
-                      <a:off x="0" y="0"/>
-                      <a:ext cx="2505710" cy="9177020"/>
-                    </a:xfrm>
-                    <a:prstGeom prst="rect">
-                      <a:avLst/>
-                    </a:prstGeom>
-                  </pic:spPr>
-                </pic:pic>
-              </a:graphicData>
-            </a:graphic>
-            <wp14:sizeRelH relativeFrom="margin">
-              <wp14:pctWidth>0</wp14:pctWidth>
-            </wp14:sizeRelH>
-            <wp14:sizeRelV relativeFrom="margin">
-              <wp14:pctHeight>0</wp14:pctHeight>
-            </wp14:sizeRelV>
-          </wp:anchor>
-        </w:drawing>
-      </w:r>
-      <w:r>
-        <w:rPr>
-          <w:noProof/>
-        </w:rPr>
         <mc:AlternateContent>
           <mc:Choice Requires="wps">
             <w:drawing>
               <wp:anchor distT="0" distB="0" distL="114300" distR="114300" simplePos="0" relativeHeight="251663360" behindDoc="1" locked="0" layoutInCell="1" allowOverlap="1" wp14:anchorId="7B600CA7" wp14:editId="2ED25FBA">
                 <wp:simplePos x="0" y="0"/>
                 <wp:positionH relativeFrom="column">
-                  <wp:posOffset>1890004</wp:posOffset>
+                  <wp:posOffset>1727200</wp:posOffset>
                 </wp:positionH>
                 <wp:positionV relativeFrom="paragraph">
-                  <wp:posOffset>8835244</wp:posOffset>
+                  <wp:posOffset>8743315</wp:posOffset>
                 </wp:positionV>
                 <wp:extent cx="2162175" cy="635"/>
                 <wp:effectExtent l="0" t="0" r="0" b="12065"/>
@@ -6033,7 +5634,7 @@
                             <w:pPr>
                               <w:pStyle w:val="af1"/>
                               <w:rPr>
-                                <w:rFonts w:ascii="Times New Roman" w:hAnsi="Times New Roman" w:cs="Times New Roman" w:hint="cs"/>
+                                <w:rFonts w:ascii="Times New Roman" w:hAnsi="Times New Roman" w:cs="Times New Roman"/>
                                 <w:noProof/>
                                 <w:sz w:val="24"/>
                                 <w:szCs w:val="24"/>
@@ -6045,7 +5646,15 @@
                                 <w:sz w:val="24"/>
                                 <w:szCs w:val="24"/>
                               </w:rPr>
-                              <w:t xml:space="preserve">Рис.  </w:t>
+                              <w:t>Рисунок</w:t>
+                            </w:r>
+                            <w:r>
+                              <w:rPr>
+                                <w:rFonts w:ascii="Times New Roman" w:hAnsi="Times New Roman" w:cs="Times New Roman" w:hint="cs"/>
+                                <w:sz w:val="24"/>
+                                <w:szCs w:val="24"/>
+                              </w:rPr>
+                              <w:t xml:space="preserve"> </w:t>
                             </w:r>
                             <w:r>
                               <w:rPr>
@@ -6061,7 +5670,7 @@
                                 <w:sz w:val="24"/>
                                 <w:szCs w:val="24"/>
                               </w:rPr>
-                              <w:instrText xml:space="preserve"> SEQ Рис._ \* ARABIC </w:instrText>
+                              <w:instrText xml:space="preserve"> SEQ Рисунок \* ARABIC </w:instrText>
                             </w:r>
                             <w:r>
                               <w:rPr>
@@ -6073,7 +5682,7 @@
                             </w:r>
                             <w:r>
                               <w:rPr>
-                                <w:rFonts w:ascii="Times New Roman" w:hAnsi="Times New Roman" w:cs="Times New Roman"/>
+                                <w:rFonts w:ascii="Times New Roman" w:hAnsi="Times New Roman" w:cs="Times New Roman" w:hint="cs"/>
                                 <w:noProof/>
                                 <w:sz w:val="24"/>
                                 <w:szCs w:val="24"/>
@@ -6122,7 +5731,7 @@
           </mc:Choice>
           <mc:Fallback>
             <w:pict>
-              <v:shape w14:anchorId="7B600CA7" id="_x0000_s1027" type="#_x0000_t202" style="position:absolute;margin-left:148.8pt;margin-top:695.7pt;width:170.25pt;height:.05pt;z-index:-251653120;visibility:visible;mso-wrap-style:square;mso-wrap-distance-left:9pt;mso-wrap-distance-top:0;mso-wrap-distance-right:9pt;mso-wrap-distance-bottom:0;mso-position-horizontal:absolute;mso-position-horizontal-relative:text;mso-position-vertical:absolute;mso-position-vertical-relative:text;v-text-anchor:top" o:gfxdata="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" stroked="f">
+              <v:shape w14:anchorId="7B600CA7" id="_x0000_s1027" type="#_x0000_t202" style="position:absolute;margin-left:136pt;margin-top:688.45pt;width:170.25pt;height:.05pt;z-index:-251653120;visibility:visible;mso-wrap-style:square;mso-wrap-distance-left:9pt;mso-wrap-distance-top:0;mso-wrap-distance-right:9pt;mso-wrap-distance-bottom:0;mso-position-horizontal:absolute;mso-position-horizontal-relative:text;mso-position-vertical:absolute;mso-position-vertical-relative:text;v-text-anchor:top" o:gfxdata="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" stroked="f">
                 <v:textbox style="mso-fit-shape-to-text:t" inset="0,0,0,0">
                   <w:txbxContent>
                     <w:p>
@@ -6135,13 +5744,23 @@
                           <w:szCs w:val="24"/>
                         </w:rPr>
                       </w:pPr>
+                      <w:proofErr w:type="spellStart"/>
                       <w:r>
                         <w:rPr>
                           <w:rFonts w:ascii="Times New Roman" w:hAnsi="Times New Roman" w:cs="Times New Roman" w:hint="cs"/>
                           <w:sz w:val="24"/>
                           <w:szCs w:val="24"/>
                         </w:rPr>
-                        <w:t xml:space="preserve">Рис.  </w:t>
+                        <w:t>Рисунок</w:t>
+                      </w:r>
+                      <w:proofErr w:type="spellEnd"/>
+                      <w:r>
+                        <w:rPr>
+                          <w:rFonts w:ascii="Times New Roman" w:hAnsi="Times New Roman" w:cs="Times New Roman" w:hint="cs"/>
+                          <w:sz w:val="24"/>
+                          <w:szCs w:val="24"/>
+                        </w:rPr>
+                        <w:t xml:space="preserve"> </w:t>
                       </w:r>
                       <w:r>
                         <w:rPr>
@@ -6157,7 +5776,7 @@
                           <w:sz w:val="24"/>
                           <w:szCs w:val="24"/>
                         </w:rPr>
-                        <w:instrText xml:space="preserve"> SEQ Рис._ \* ARABIC </w:instrText>
+                        <w:instrText xml:space="preserve"> SEQ Рисунок \* ARABIC </w:instrText>
                       </w:r>
                       <w:r>
                         <w:rPr>
@@ -6169,7 +5788,7 @@
                       </w:r>
                       <w:r>
                         <w:rPr>
-                          <w:rFonts w:ascii="Times New Roman" w:hAnsi="Times New Roman" w:cs="Times New Roman"/>
+                          <w:rFonts w:ascii="Times New Roman" w:hAnsi="Times New Roman" w:cs="Times New Roman" w:hint="cs"/>
                           <w:noProof/>
                           <w:sz w:val="24"/>
                           <w:szCs w:val="24"/>
@@ -6208,6 +5827,69 @@
             </w:pict>
           </mc:Fallback>
         </mc:AlternateContent>
+      </w:r>
+      <w:r>
+        <w:rPr>
+          <w:rFonts w:ascii="Times New Roman" w:hAnsi="Times New Roman" w:cs="Times New Roman"/>
+          <w:noProof/>
+          <w:sz w:val="28"/>
+          <w:szCs w:val="28"/>
+        </w:rPr>
+        <w:drawing>
+          <wp:anchor distT="0" distB="0" distL="114300" distR="114300" simplePos="0" relativeHeight="251688960" behindDoc="0" locked="0" layoutInCell="1" allowOverlap="1">
+            <wp:simplePos x="0" y="0"/>
+            <wp:positionH relativeFrom="margin">
+              <wp:posOffset>1510665</wp:posOffset>
+            </wp:positionH>
+            <wp:positionV relativeFrom="margin">
+              <wp:posOffset>-425450</wp:posOffset>
+            </wp:positionV>
+            <wp:extent cx="2479040" cy="9052560"/>
+            <wp:effectExtent l="0" t="0" r="0" b="2540"/>
+            <wp:wrapSquare wrapText="bothSides"/>
+            <wp:docPr id="2117616996" name="Рисунок 10" descr="Изображение выглядит как снимок экрана, графический дизайн, черно-белый, Графика&#10;&#10;Контент, сгенерированный ИИ, может содержать ошибки."/>
+            <wp:cNvGraphicFramePr>
+              <a:graphicFrameLocks xmlns:a="http://schemas.openxmlformats.org/drawingml/2006/main" noChangeAspect="1"/>
+            </wp:cNvGraphicFramePr>
+            <a:graphic xmlns:a="http://schemas.openxmlformats.org/drawingml/2006/main">
+              <a:graphicData uri="http://schemas.openxmlformats.org/drawingml/2006/picture">
+                <pic:pic xmlns:pic="http://schemas.openxmlformats.org/drawingml/2006/picture">
+                  <pic:nvPicPr>
+                    <pic:cNvPr id="2117616996" name="Рисунок 10" descr="Изображение выглядит как снимок экрана, графический дизайн, черно-белый, Графика&#10;&#10;Контент, сгенерированный ИИ, может содержать ошибки."/>
+                    <pic:cNvPicPr/>
+                  </pic:nvPicPr>
+                  <pic:blipFill>
+                    <a:blip r:embed="rId9">
+                      <a:extLst>
+                        <a:ext uri="{28A0092B-C50C-407E-A947-70E740481C1C}">
+                          <a14:useLocalDpi xmlns:a14="http://schemas.microsoft.com/office/drawing/2010/main" val="0"/>
+                        </a:ext>
+                      </a:extLst>
+                    </a:blip>
+                    <a:stretch>
+                      <a:fillRect/>
+                    </a:stretch>
+                  </pic:blipFill>
+                  <pic:spPr>
+                    <a:xfrm>
+                      <a:off x="0" y="0"/>
+                      <a:ext cx="2479040" cy="9052560"/>
+                    </a:xfrm>
+                    <a:prstGeom prst="rect">
+                      <a:avLst/>
+                    </a:prstGeom>
+                  </pic:spPr>
+                </pic:pic>
+              </a:graphicData>
+            </a:graphic>
+            <wp14:sizeRelH relativeFrom="margin">
+              <wp14:pctWidth>0</wp14:pctWidth>
+            </wp14:sizeRelH>
+            <wp14:sizeRelV relativeFrom="margin">
+              <wp14:pctHeight>0</wp14:pctHeight>
+            </wp14:sizeRelV>
+          </wp:anchor>
+        </w:drawing>
       </w:r>
       <w:r>
         <w:rPr>
@@ -6488,7 +6170,7 @@
                             <w:pPr>
                               <w:pStyle w:val="af1"/>
                               <w:rPr>
-                                <w:rFonts w:ascii="Times New Roman" w:hAnsi="Times New Roman" w:cs="Times New Roman" w:hint="cs"/>
+                                <w:rFonts w:ascii="Times New Roman" w:hAnsi="Times New Roman" w:cs="Times New Roman"/>
                                 <w:noProof/>
                                 <w:sz w:val="24"/>
                                 <w:szCs w:val="24"/>
@@ -6500,7 +6182,15 @@
                                 <w:sz w:val="24"/>
                                 <w:szCs w:val="24"/>
                               </w:rPr>
-                              <w:t xml:space="preserve">Рис.  </w:t>
+                              <w:t>Рисунок</w:t>
+                            </w:r>
+                            <w:r>
+                              <w:rPr>
+                                <w:rFonts w:ascii="Times New Roman" w:hAnsi="Times New Roman" w:cs="Times New Roman" w:hint="cs"/>
+                                <w:sz w:val="24"/>
+                                <w:szCs w:val="24"/>
+                              </w:rPr>
+                              <w:t xml:space="preserve"> </w:t>
                             </w:r>
                             <w:r>
                               <w:rPr>
@@ -6516,229 +6206,7 @@
                                 <w:sz w:val="24"/>
                                 <w:szCs w:val="24"/>
                               </w:rPr>
-                              <w:instrText xml:space="preserve"> SEQ Рис._ \* ARABIC </w:instrText>
-                            </w:r>
-                            <w:r>
-                              <w:rPr>
-                                <w:rFonts w:ascii="Times New Roman" w:hAnsi="Times New Roman" w:cs="Times New Roman" w:hint="cs"/>
-                                <w:sz w:val="24"/>
-                                <w:szCs w:val="24"/>
-                              </w:rPr>
-                              <w:fldChar w:fldCharType="separate"/>
-                            </w:r>
-                            <w:r>
-                              <w:rPr>
-                                <w:rFonts w:ascii="Times New Roman" w:hAnsi="Times New Roman" w:cs="Times New Roman"/>
-                                <w:noProof/>
-                                <w:sz w:val="24"/>
-                                <w:szCs w:val="24"/>
-                              </w:rPr>
-                              <w:t>4</w:t>
-                            </w:r>
-                            <w:r>
-                              <w:rPr>
-                                <w:rFonts w:ascii="Times New Roman" w:hAnsi="Times New Roman" w:cs="Times New Roman" w:hint="cs"/>
-                                <w:sz w:val="24"/>
-                                <w:szCs w:val="24"/>
-                              </w:rPr>
-                              <w:fldChar w:fldCharType="end"/>
-                            </w:r>
-                            <w:r>
-                              <w:rPr>
-                                <w:rFonts w:ascii="Times New Roman" w:hAnsi="Times New Roman" w:cs="Times New Roman" w:hint="cs"/>
-                                <w:sz w:val="24"/>
-                                <w:szCs w:val="24"/>
-                                <w:lang w:val="en-US"/>
-                              </w:rPr>
-                              <w:t xml:space="preserve">. </w:t>
-                            </w:r>
-                            <w:r>
-                              <w:rPr>
-                                <w:rFonts w:ascii="Times New Roman" w:hAnsi="Times New Roman" w:cs="Times New Roman" w:hint="cs"/>
-                                <w:sz w:val="24"/>
-                                <w:szCs w:val="24"/>
-                              </w:rPr>
-                              <w:t>Блок схема вспомогательной подпрограммы</w:t>
-                            </w:r>
-                          </w:p>
-                        </w:txbxContent>
-                      </wps:txbx>
-                      <wps:bodyPr rot="0" spcFirstLastPara="0" vertOverflow="overflow" horzOverflow="overflow" vert="horz" wrap="square" lIns="0" tIns="0" rIns="0" bIns="0" numCol="1" spcCol="0" rtlCol="0" fromWordArt="0" anchor="t" anchorCtr="0" forceAA="0" compatLnSpc="1">
-                        <a:prstTxWarp prst="textNoShape">
-                          <a:avLst/>
-                        </a:prstTxWarp>
-                        <a:spAutoFit/>
-                      </wps:bodyPr>
-                    </wps:wsp>
-                  </a:graphicData>
-                </a:graphic>
-              </wp:anchor>
-            </w:drawing>
-          </mc:Choice>
-          <mc:Fallback>
-            <w:pict>
-              <v:shape w14:anchorId="0A067263" id="_x0000_s1028" type="#_x0000_t202" style="position:absolute;margin-left:260.3pt;margin-top:2.35pt;width:202.45pt;height:.05pt;z-index:251681792;visibility:visible;mso-wrap-style:square;mso-wrap-distance-left:9pt;mso-wrap-distance-top:0;mso-wrap-distance-right:9pt;mso-wrap-distance-bottom:0;mso-position-horizontal:absolute;mso-position-horizontal-relative:text;mso-position-vertical:absolute;mso-position-vertical-relative:text;v-text-anchor:top" o:gfxdata="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" stroked="f">
-                <v:textbox style="mso-fit-shape-to-text:t" inset="0,0,0,0">
-                  <w:txbxContent>
-                    <w:p>
-                      <w:pPr>
-                        <w:pStyle w:val="af1"/>
-                        <w:rPr>
-                          <w:rFonts w:ascii="Times New Roman" w:hAnsi="Times New Roman" w:cs="Times New Roman" w:hint="cs"/>
-                          <w:noProof/>
-                          <w:sz w:val="24"/>
-                          <w:szCs w:val="24"/>
-                        </w:rPr>
-                      </w:pPr>
-                      <w:r>
-                        <w:rPr>
-                          <w:rFonts w:ascii="Times New Roman" w:hAnsi="Times New Roman" w:cs="Times New Roman" w:hint="cs"/>
-                          <w:sz w:val="24"/>
-                          <w:szCs w:val="24"/>
-                        </w:rPr>
-                        <w:t xml:space="preserve">Рис.  </w:t>
-                      </w:r>
-                      <w:r>
-                        <w:rPr>
-                          <w:rFonts w:ascii="Times New Roman" w:hAnsi="Times New Roman" w:cs="Times New Roman" w:hint="cs"/>
-                          <w:sz w:val="24"/>
-                          <w:szCs w:val="24"/>
-                        </w:rPr>
-                        <w:fldChar w:fldCharType="begin"/>
-                      </w:r>
-                      <w:r>
-                        <w:rPr>
-                          <w:rFonts w:ascii="Times New Roman" w:hAnsi="Times New Roman" w:cs="Times New Roman" w:hint="cs"/>
-                          <w:sz w:val="24"/>
-                          <w:szCs w:val="24"/>
-                        </w:rPr>
-                        <w:instrText xml:space="preserve"> SEQ Рис._ \* ARABIC </w:instrText>
-                      </w:r>
-                      <w:r>
-                        <w:rPr>
-                          <w:rFonts w:ascii="Times New Roman" w:hAnsi="Times New Roman" w:cs="Times New Roman" w:hint="cs"/>
-                          <w:sz w:val="24"/>
-                          <w:szCs w:val="24"/>
-                        </w:rPr>
-                        <w:fldChar w:fldCharType="separate"/>
-                      </w:r>
-                      <w:r>
-                        <w:rPr>
-                          <w:rFonts w:ascii="Times New Roman" w:hAnsi="Times New Roman" w:cs="Times New Roman"/>
-                          <w:noProof/>
-                          <w:sz w:val="24"/>
-                          <w:szCs w:val="24"/>
-                        </w:rPr>
-                        <w:t>4</w:t>
-                      </w:r>
-                      <w:r>
-                        <w:rPr>
-                          <w:rFonts w:ascii="Times New Roman" w:hAnsi="Times New Roman" w:cs="Times New Roman" w:hint="cs"/>
-                          <w:sz w:val="24"/>
-                          <w:szCs w:val="24"/>
-                        </w:rPr>
-                        <w:fldChar w:fldCharType="end"/>
-                      </w:r>
-                      <w:r>
-                        <w:rPr>
-                          <w:rFonts w:ascii="Times New Roman" w:hAnsi="Times New Roman" w:cs="Times New Roman" w:hint="cs"/>
-                          <w:sz w:val="24"/>
-                          <w:szCs w:val="24"/>
-                          <w:lang w:val="en-US"/>
-                        </w:rPr>
-                        <w:t xml:space="preserve">. </w:t>
-                      </w:r>
-                      <w:r>
-                        <w:rPr>
-                          <w:rFonts w:ascii="Times New Roman" w:hAnsi="Times New Roman" w:cs="Times New Roman" w:hint="cs"/>
-                          <w:sz w:val="24"/>
-                          <w:szCs w:val="24"/>
-                        </w:rPr>
-                        <w:t>Блок схема вспомогательной подпрограммы</w:t>
-                      </w:r>
-                    </w:p>
-                  </w:txbxContent>
-                </v:textbox>
-                <w10:wrap type="square"/>
-              </v:shape>
-            </w:pict>
-          </mc:Fallback>
-        </mc:AlternateContent>
-      </w:r>
-      <w:r>
-        <w:rPr>
-          <w:noProof/>
-        </w:rPr>
-        <mc:AlternateContent>
-          <mc:Choice Requires="wps">
-            <w:drawing>
-              <wp:anchor distT="0" distB="0" distL="114300" distR="114300" simplePos="0" relativeHeight="251685888" behindDoc="0" locked="0" layoutInCell="1" allowOverlap="1" wp14:anchorId="204B8282" wp14:editId="0BDA7E36">
-                <wp:simplePos x="0" y="0"/>
-                <wp:positionH relativeFrom="column">
-                  <wp:posOffset>-635</wp:posOffset>
-                </wp:positionH>
-                <wp:positionV relativeFrom="paragraph">
-                  <wp:posOffset>25547</wp:posOffset>
-                </wp:positionV>
-                <wp:extent cx="2571115" cy="635"/>
-                <wp:effectExtent l="0" t="0" r="0" b="12065"/>
-                <wp:wrapSquare wrapText="bothSides"/>
-                <wp:docPr id="1278464254" name="Надпись 1"/>
-                <wp:cNvGraphicFramePr/>
-                <a:graphic xmlns:a="http://schemas.openxmlformats.org/drawingml/2006/main">
-                  <a:graphicData uri="http://schemas.microsoft.com/office/word/2010/wordprocessingShape">
-                    <wps:wsp>
-                      <wps:cNvSpPr txBox="1"/>
-                      <wps:spPr>
-                        <a:xfrm>
-                          <a:off x="0" y="0"/>
-                          <a:ext cx="2571115" cy="635"/>
-                        </a:xfrm>
-                        <a:prstGeom prst="rect">
-                          <a:avLst/>
-                        </a:prstGeom>
-                        <a:solidFill>
-                          <a:prstClr val="white"/>
-                        </a:solidFill>
-                        <a:ln>
-                          <a:noFill/>
-                        </a:ln>
-                      </wps:spPr>
-                      <wps:txbx>
-                        <w:txbxContent>
-                          <w:p>
-                            <w:pPr>
-                              <w:pStyle w:val="af1"/>
-                              <w:rPr>
-                                <w:rFonts w:ascii="Times New Roman" w:hAnsi="Times New Roman" w:cs="Times New Roman" w:hint="cs"/>
-                                <w:noProof/>
-                                <w:sz w:val="24"/>
-                                <w:szCs w:val="24"/>
-                              </w:rPr>
-                            </w:pPr>
-                            <w:r>
-                              <w:rPr>
-                                <w:rFonts w:ascii="Times New Roman" w:hAnsi="Times New Roman" w:cs="Times New Roman" w:hint="cs"/>
-                                <w:sz w:val="24"/>
-                                <w:szCs w:val="24"/>
-                              </w:rPr>
-                              <w:t xml:space="preserve">Рис.  </w:t>
-                            </w:r>
-                            <w:r>
-                              <w:rPr>
-                                <w:rFonts w:ascii="Times New Roman" w:hAnsi="Times New Roman" w:cs="Times New Roman" w:hint="cs"/>
-                                <w:sz w:val="24"/>
-                                <w:szCs w:val="24"/>
-                              </w:rPr>
-                              <w:fldChar w:fldCharType="begin"/>
-                            </w:r>
-                            <w:r>
-                              <w:rPr>
-                                <w:rFonts w:ascii="Times New Roman" w:hAnsi="Times New Roman" w:cs="Times New Roman" w:hint="cs"/>
-                                <w:sz w:val="24"/>
-                                <w:szCs w:val="24"/>
-                              </w:rPr>
-                              <w:instrText xml:space="preserve"> SEQ Рис._ \* ARABIC </w:instrText>
+                              <w:instrText xml:space="preserve"> SEQ Рисунок \* ARABIC </w:instrText>
                             </w:r>
                             <w:r>
                               <w:rPr>
@@ -6799,7 +6267,7 @@
           </mc:Choice>
           <mc:Fallback>
             <w:pict>
-              <v:shape w14:anchorId="204B8282" id="_x0000_s1029" type="#_x0000_t202" style="position:absolute;margin-left:-.05pt;margin-top:2pt;width:202.45pt;height:.05pt;z-index:251685888;visibility:visible;mso-wrap-style:square;mso-wrap-distance-left:9pt;mso-wrap-distance-top:0;mso-wrap-distance-right:9pt;mso-wrap-distance-bottom:0;mso-position-horizontal:absolute;mso-position-horizontal-relative:text;mso-position-vertical:absolute;mso-position-vertical-relative:text;v-text-anchor:top" o:gfxdata="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" stroked="f">
+              <v:shape w14:anchorId="0A067263" id="_x0000_s1028" type="#_x0000_t202" style="position:absolute;margin-left:260.3pt;margin-top:2.35pt;width:202.45pt;height:.05pt;z-index:251681792;visibility:visible;mso-wrap-style:square;mso-wrap-distance-left:9pt;mso-wrap-distance-top:0;mso-wrap-distance-right:9pt;mso-wrap-distance-bottom:0;mso-position-horizontal:absolute;mso-position-horizontal-relative:text;mso-position-vertical:absolute;mso-position-vertical-relative:text;v-text-anchor:top" o:gfxdata="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" stroked="f">
                 <v:textbox style="mso-fit-shape-to-text:t" inset="0,0,0,0">
                   <w:txbxContent>
                     <w:p>
@@ -6812,13 +6280,23 @@
                           <w:szCs w:val="24"/>
                         </w:rPr>
                       </w:pPr>
+                      <w:proofErr w:type="spellStart"/>
                       <w:r>
                         <w:rPr>
                           <w:rFonts w:ascii="Times New Roman" w:hAnsi="Times New Roman" w:cs="Times New Roman" w:hint="cs"/>
                           <w:sz w:val="24"/>
                           <w:szCs w:val="24"/>
                         </w:rPr>
-                        <w:t xml:space="preserve">Рис.  </w:t>
+                        <w:t>Рисунок</w:t>
+                      </w:r>
+                      <w:proofErr w:type="spellEnd"/>
+                      <w:r>
+                        <w:rPr>
+                          <w:rFonts w:ascii="Times New Roman" w:hAnsi="Times New Roman" w:cs="Times New Roman" w:hint="cs"/>
+                          <w:sz w:val="24"/>
+                          <w:szCs w:val="24"/>
+                        </w:rPr>
+                        <w:t xml:space="preserve"> </w:t>
                       </w:r>
                       <w:r>
                         <w:rPr>
@@ -6834,7 +6312,7 @@
                           <w:sz w:val="24"/>
                           <w:szCs w:val="24"/>
                         </w:rPr>
-                        <w:instrText xml:space="preserve"> SEQ Рис._ \* ARABIC </w:instrText>
+                        <w:instrText xml:space="preserve"> SEQ Рисунок \* ARABIC </w:instrText>
                       </w:r>
                       <w:r>
                         <w:rPr>
@@ -6852,6 +6330,246 @@
                           <w:szCs w:val="24"/>
                         </w:rPr>
                         <w:t>3</w:t>
+                      </w:r>
+                      <w:r>
+                        <w:rPr>
+                          <w:rFonts w:ascii="Times New Roman" w:hAnsi="Times New Roman" w:cs="Times New Roman" w:hint="cs"/>
+                          <w:sz w:val="24"/>
+                          <w:szCs w:val="24"/>
+                        </w:rPr>
+                        <w:fldChar w:fldCharType="end"/>
+                      </w:r>
+                      <w:r>
+                        <w:rPr>
+                          <w:rFonts w:ascii="Times New Roman" w:hAnsi="Times New Roman" w:cs="Times New Roman" w:hint="cs"/>
+                          <w:sz w:val="24"/>
+                          <w:szCs w:val="24"/>
+                          <w:lang w:val="en-US"/>
+                        </w:rPr>
+                        <w:t xml:space="preserve">. </w:t>
+                      </w:r>
+                      <w:r>
+                        <w:rPr>
+                          <w:rFonts w:ascii="Times New Roman" w:hAnsi="Times New Roman" w:cs="Times New Roman" w:hint="cs"/>
+                          <w:sz w:val="24"/>
+                          <w:szCs w:val="24"/>
+                        </w:rPr>
+                        <w:t>Блок схема вспомогательной подпрограммы</w:t>
+                      </w:r>
+                    </w:p>
+                  </w:txbxContent>
+                </v:textbox>
+                <w10:wrap type="square"/>
+              </v:shape>
+            </w:pict>
+          </mc:Fallback>
+        </mc:AlternateContent>
+      </w:r>
+      <w:r>
+        <w:rPr>
+          <w:noProof/>
+        </w:rPr>
+        <mc:AlternateContent>
+          <mc:Choice Requires="wps">
+            <w:drawing>
+              <wp:anchor distT="0" distB="0" distL="114300" distR="114300" simplePos="0" relativeHeight="251685888" behindDoc="0" locked="0" layoutInCell="1" allowOverlap="1" wp14:anchorId="204B8282" wp14:editId="0BDA7E36">
+                <wp:simplePos x="0" y="0"/>
+                <wp:positionH relativeFrom="column">
+                  <wp:posOffset>-635</wp:posOffset>
+                </wp:positionH>
+                <wp:positionV relativeFrom="paragraph">
+                  <wp:posOffset>25547</wp:posOffset>
+                </wp:positionV>
+                <wp:extent cx="2571115" cy="635"/>
+                <wp:effectExtent l="0" t="0" r="0" b="12065"/>
+                <wp:wrapSquare wrapText="bothSides"/>
+                <wp:docPr id="1278464254" name="Надпись 1"/>
+                <wp:cNvGraphicFramePr/>
+                <a:graphic xmlns:a="http://schemas.openxmlformats.org/drawingml/2006/main">
+                  <a:graphicData uri="http://schemas.microsoft.com/office/word/2010/wordprocessingShape">
+                    <wps:wsp>
+                      <wps:cNvSpPr txBox="1"/>
+                      <wps:spPr>
+                        <a:xfrm>
+                          <a:off x="0" y="0"/>
+                          <a:ext cx="2571115" cy="635"/>
+                        </a:xfrm>
+                        <a:prstGeom prst="rect">
+                          <a:avLst/>
+                        </a:prstGeom>
+                        <a:solidFill>
+                          <a:prstClr val="white"/>
+                        </a:solidFill>
+                        <a:ln>
+                          <a:noFill/>
+                        </a:ln>
+                      </wps:spPr>
+                      <wps:txbx>
+                        <w:txbxContent>
+                          <w:p>
+                            <w:pPr>
+                              <w:pStyle w:val="af1"/>
+                              <w:rPr>
+                                <w:rFonts w:ascii="Times New Roman" w:hAnsi="Times New Roman" w:cs="Times New Roman"/>
+                                <w:noProof/>
+                                <w:sz w:val="24"/>
+                                <w:szCs w:val="24"/>
+                              </w:rPr>
+                            </w:pPr>
+                            <w:r>
+                              <w:rPr>
+                                <w:rFonts w:ascii="Times New Roman" w:hAnsi="Times New Roman" w:cs="Times New Roman" w:hint="cs"/>
+                                <w:sz w:val="24"/>
+                                <w:szCs w:val="24"/>
+                              </w:rPr>
+                              <w:t>Рисунок</w:t>
+                            </w:r>
+                            <w:r>
+                              <w:rPr>
+                                <w:rFonts w:ascii="Times New Roman" w:hAnsi="Times New Roman" w:cs="Times New Roman" w:hint="cs"/>
+                                <w:sz w:val="24"/>
+                                <w:szCs w:val="24"/>
+                              </w:rPr>
+                              <w:t xml:space="preserve"> </w:t>
+                            </w:r>
+                            <w:r>
+                              <w:rPr>
+                                <w:rFonts w:ascii="Times New Roman" w:hAnsi="Times New Roman" w:cs="Times New Roman" w:hint="cs"/>
+                                <w:sz w:val="24"/>
+                                <w:szCs w:val="24"/>
+                              </w:rPr>
+                              <w:fldChar w:fldCharType="begin"/>
+                            </w:r>
+                            <w:r>
+                              <w:rPr>
+                                <w:rFonts w:ascii="Times New Roman" w:hAnsi="Times New Roman" w:cs="Times New Roman" w:hint="cs"/>
+                                <w:sz w:val="24"/>
+                                <w:szCs w:val="24"/>
+                              </w:rPr>
+                              <w:instrText xml:space="preserve"> SEQ Рисунок \* ARABIC </w:instrText>
+                            </w:r>
+                            <w:r>
+                              <w:rPr>
+                                <w:rFonts w:ascii="Times New Roman" w:hAnsi="Times New Roman" w:cs="Times New Roman" w:hint="cs"/>
+                                <w:sz w:val="24"/>
+                                <w:szCs w:val="24"/>
+                              </w:rPr>
+                              <w:fldChar w:fldCharType="separate"/>
+                            </w:r>
+                            <w:r>
+                              <w:rPr>
+                                <w:rFonts w:ascii="Times New Roman" w:hAnsi="Times New Roman" w:cs="Times New Roman" w:hint="cs"/>
+                                <w:noProof/>
+                                <w:sz w:val="24"/>
+                                <w:szCs w:val="24"/>
+                              </w:rPr>
+                              <w:t>4</w:t>
+                            </w:r>
+                            <w:r>
+                              <w:rPr>
+                                <w:rFonts w:ascii="Times New Roman" w:hAnsi="Times New Roman" w:cs="Times New Roman" w:hint="cs"/>
+                                <w:sz w:val="24"/>
+                                <w:szCs w:val="24"/>
+                              </w:rPr>
+                              <w:fldChar w:fldCharType="end"/>
+                            </w:r>
+                            <w:r>
+                              <w:rPr>
+                                <w:rFonts w:ascii="Times New Roman" w:hAnsi="Times New Roman" w:cs="Times New Roman" w:hint="cs"/>
+                                <w:sz w:val="24"/>
+                                <w:szCs w:val="24"/>
+                                <w:lang w:val="en-US"/>
+                              </w:rPr>
+                              <w:t xml:space="preserve">. </w:t>
+                            </w:r>
+                            <w:r>
+                              <w:rPr>
+                                <w:rFonts w:ascii="Times New Roman" w:hAnsi="Times New Roman" w:cs="Times New Roman" w:hint="cs"/>
+                                <w:sz w:val="24"/>
+                                <w:szCs w:val="24"/>
+                              </w:rPr>
+                              <w:t>Блок схема вспомогательной подпрограммы</w:t>
+                            </w:r>
+                          </w:p>
+                        </w:txbxContent>
+                      </wps:txbx>
+                      <wps:bodyPr rot="0" spcFirstLastPara="0" vertOverflow="overflow" horzOverflow="overflow" vert="horz" wrap="square" lIns="0" tIns="0" rIns="0" bIns="0" numCol="1" spcCol="0" rtlCol="0" fromWordArt="0" anchor="t" anchorCtr="0" forceAA="0" compatLnSpc="1">
+                        <a:prstTxWarp prst="textNoShape">
+                          <a:avLst/>
+                        </a:prstTxWarp>
+                        <a:spAutoFit/>
+                      </wps:bodyPr>
+                    </wps:wsp>
+                  </a:graphicData>
+                </a:graphic>
+              </wp:anchor>
+            </w:drawing>
+          </mc:Choice>
+          <mc:Fallback>
+            <w:pict>
+              <v:shape w14:anchorId="204B8282" id="_x0000_s1029" type="#_x0000_t202" style="position:absolute;margin-left:-.05pt;margin-top:2pt;width:202.45pt;height:.05pt;z-index:251685888;visibility:visible;mso-wrap-style:square;mso-wrap-distance-left:9pt;mso-wrap-distance-top:0;mso-wrap-distance-right:9pt;mso-wrap-distance-bottom:0;mso-position-horizontal:absolute;mso-position-horizontal-relative:text;mso-position-vertical:absolute;mso-position-vertical-relative:text;v-text-anchor:top" o:gfxdata="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" stroked="f">
+                <v:textbox style="mso-fit-shape-to-text:t" inset="0,0,0,0">
+                  <w:txbxContent>
+                    <w:p>
+                      <w:pPr>
+                        <w:pStyle w:val="af1"/>
+                        <w:rPr>
+                          <w:rFonts w:ascii="Times New Roman" w:hAnsi="Times New Roman" w:cs="Times New Roman" w:hint="cs"/>
+                          <w:noProof/>
+                          <w:sz w:val="24"/>
+                          <w:szCs w:val="24"/>
+                        </w:rPr>
+                      </w:pPr>
+                      <w:proofErr w:type="spellStart"/>
+                      <w:r>
+                        <w:rPr>
+                          <w:rFonts w:ascii="Times New Roman" w:hAnsi="Times New Roman" w:cs="Times New Roman" w:hint="cs"/>
+                          <w:sz w:val="24"/>
+                          <w:szCs w:val="24"/>
+                        </w:rPr>
+                        <w:t>Рисунок</w:t>
+                      </w:r>
+                      <w:proofErr w:type="spellEnd"/>
+                      <w:r>
+                        <w:rPr>
+                          <w:rFonts w:ascii="Times New Roman" w:hAnsi="Times New Roman" w:cs="Times New Roman" w:hint="cs"/>
+                          <w:sz w:val="24"/>
+                          <w:szCs w:val="24"/>
+                        </w:rPr>
+                        <w:t xml:space="preserve"> </w:t>
+                      </w:r>
+                      <w:r>
+                        <w:rPr>
+                          <w:rFonts w:ascii="Times New Roman" w:hAnsi="Times New Roman" w:cs="Times New Roman" w:hint="cs"/>
+                          <w:sz w:val="24"/>
+                          <w:szCs w:val="24"/>
+                        </w:rPr>
+                        <w:fldChar w:fldCharType="begin"/>
+                      </w:r>
+                      <w:r>
+                        <w:rPr>
+                          <w:rFonts w:ascii="Times New Roman" w:hAnsi="Times New Roman" w:cs="Times New Roman" w:hint="cs"/>
+                          <w:sz w:val="24"/>
+                          <w:szCs w:val="24"/>
+                        </w:rPr>
+                        <w:instrText xml:space="preserve"> SEQ Рисунок \* ARABIC </w:instrText>
+                      </w:r>
+                      <w:r>
+                        <w:rPr>
+                          <w:rFonts w:ascii="Times New Roman" w:hAnsi="Times New Roman" w:cs="Times New Roman" w:hint="cs"/>
+                          <w:sz w:val="24"/>
+                          <w:szCs w:val="24"/>
+                        </w:rPr>
+                        <w:fldChar w:fldCharType="separate"/>
+                      </w:r>
+                      <w:r>
+                        <w:rPr>
+                          <w:rFonts w:ascii="Times New Roman" w:hAnsi="Times New Roman" w:cs="Times New Roman" w:hint="cs"/>
+                          <w:noProof/>
+                          <w:sz w:val="24"/>
+                          <w:szCs w:val="24"/>
+                        </w:rPr>
+                        <w:t>4</w:t>
                       </w:r>
                       <w:r>
                         <w:rPr>
@@ -7130,7 +6848,7 @@
                             <w:pPr>
                               <w:pStyle w:val="af1"/>
                               <w:rPr>
-                                <w:rFonts w:ascii="Times New Roman" w:hAnsi="Times New Roman" w:cs="Times New Roman" w:hint="cs"/>
+                                <w:rFonts w:ascii="Times New Roman" w:hAnsi="Times New Roman" w:cs="Times New Roman"/>
                                 <w:noProof/>
                                 <w:sz w:val="24"/>
                                 <w:szCs w:val="24"/>
@@ -7142,7 +6860,15 @@
                                 <w:sz w:val="24"/>
                                 <w:szCs w:val="24"/>
                               </w:rPr>
-                              <w:t xml:space="preserve">Рис.  </w:t>
+                              <w:t>Рисунок</w:t>
+                            </w:r>
+                            <w:r>
+                              <w:rPr>
+                                <w:rFonts w:ascii="Times New Roman" w:hAnsi="Times New Roman" w:cs="Times New Roman" w:hint="cs"/>
+                                <w:sz w:val="24"/>
+                                <w:szCs w:val="24"/>
+                              </w:rPr>
+                              <w:t xml:space="preserve"> </w:t>
                             </w:r>
                             <w:r>
                               <w:rPr>
@@ -7158,7 +6884,7 @@
                                 <w:sz w:val="24"/>
                                 <w:szCs w:val="24"/>
                               </w:rPr>
-                              <w:instrText xml:space="preserve"> SEQ Рис._ \* ARABIC </w:instrText>
+                              <w:instrText xml:space="preserve"> SEQ Рисунок \* ARABIC </w:instrText>
                             </w:r>
                             <w:r>
                               <w:rPr>
@@ -7232,13 +6958,23 @@
                           <w:szCs w:val="24"/>
                         </w:rPr>
                       </w:pPr>
+                      <w:proofErr w:type="spellStart"/>
                       <w:r>
                         <w:rPr>
                           <w:rFonts w:ascii="Times New Roman" w:hAnsi="Times New Roman" w:cs="Times New Roman" w:hint="cs"/>
                           <w:sz w:val="24"/>
                           <w:szCs w:val="24"/>
                         </w:rPr>
-                        <w:t xml:space="preserve">Рис.  </w:t>
+                        <w:t>Рисунок</w:t>
+                      </w:r>
+                      <w:proofErr w:type="spellEnd"/>
+                      <w:r>
+                        <w:rPr>
+                          <w:rFonts w:ascii="Times New Roman" w:hAnsi="Times New Roman" w:cs="Times New Roman" w:hint="cs"/>
+                          <w:sz w:val="24"/>
+                          <w:szCs w:val="24"/>
+                        </w:rPr>
+                        <w:t xml:space="preserve"> </w:t>
                       </w:r>
                       <w:r>
                         <w:rPr>
@@ -7254,7 +6990,7 @@
                           <w:sz w:val="24"/>
                           <w:szCs w:val="24"/>
                         </w:rPr>
-                        <w:instrText xml:space="preserve"> SEQ Рис._ \* ARABIC </w:instrText>
+                        <w:instrText xml:space="preserve"> SEQ Рисунок \* ARABIC </w:instrText>
                       </w:r>
                       <w:r>
                         <w:rPr>
@@ -7324,7 +7060,7 @@
           <w:lang w:val="en-US"/>
         </w:rPr>
       </w:pPr>
-      <w:bookmarkStart w:id="4" w:name="_Toc241534014"/>
+      <w:bookmarkStart w:id="4" w:name="_Toc241567445"/>
       <w:r>
         <w:lastRenderedPageBreak/>
         <w:t>Описание программы</w:t>
@@ -7483,7 +7219,7 @@
         <w:pStyle w:val="af1"/>
         <w:keepNext/>
         <w:rPr>
-          <w:rFonts w:ascii="Times New Roman" w:hAnsi="Times New Roman" w:cs="Times New Roman" w:hint="cs"/>
+          <w:rFonts w:ascii="Times New Roman" w:hAnsi="Times New Roman" w:cs="Times New Roman"/>
           <w:sz w:val="28"/>
           <w:szCs w:val="28"/>
         </w:rPr>
@@ -7767,7 +7503,6 @@
                 <w:rFonts w:ascii="Times New Roman" w:hAnsi="Times New Roman" w:cs="Times New Roman"/>
                 <w:sz w:val="28"/>
                 <w:szCs w:val="28"/>
-                <w:lang w:val="en-US"/>
               </w:rPr>
             </w:pPr>
             <w:r>
@@ -8375,15 +8110,7 @@
                 <w:sz w:val="28"/>
                 <w:szCs w:val="28"/>
               </w:rPr>
-              <w:t>Запрашивает у пользователя вероятности для заданного набора вариантов (банков или платёжных систем)</w:t>
-            </w:r>
-            <w:r>
-              <w:rPr>
-                <w:rFonts w:ascii="Times New Roman" w:hAnsi="Times New Roman" w:cs="Times New Roman"/>
-                <w:sz w:val="28"/>
-                <w:szCs w:val="28"/>
-              </w:rPr>
-              <w:t xml:space="preserve"> </w:t>
+              <w:t xml:space="preserve">Запрашивает у пользователя вероятности для заданного набора вариантов (банков или платёжных систем) </w:t>
             </w:r>
             <w:r>
               <w:rPr>
@@ -8766,7 +8493,7 @@
         <w:pStyle w:val="af1"/>
         <w:keepNext/>
         <w:rPr>
-          <w:rFonts w:ascii="Times New Roman" w:hAnsi="Times New Roman" w:cs="Times New Roman" w:hint="cs"/>
+          <w:rFonts w:ascii="Times New Roman" w:hAnsi="Times New Roman" w:cs="Times New Roman"/>
           <w:sz w:val="28"/>
           <w:szCs w:val="28"/>
         </w:rPr>
@@ -9597,7 +9324,6 @@
           <w:rFonts w:ascii="Times New Roman" w:hAnsi="Times New Roman" w:cs="Times New Roman"/>
           <w:sz w:val="28"/>
           <w:szCs w:val="28"/>
-          <w:lang w:val="en-US"/>
         </w:rPr>
       </w:pPr>
     </w:p>
@@ -9611,7 +9337,6 @@
           <w:rFonts w:ascii="Times New Roman" w:hAnsi="Times New Roman" w:cs="Times New Roman"/>
           <w:sz w:val="28"/>
           <w:szCs w:val="28"/>
-          <w:lang w:val="en-US"/>
         </w:rPr>
       </w:pPr>
     </w:p>
@@ -9625,7 +9350,6 @@
           <w:rFonts w:ascii="Times New Roman" w:hAnsi="Times New Roman" w:cs="Times New Roman"/>
           <w:sz w:val="28"/>
           <w:szCs w:val="28"/>
-          <w:lang w:val="en-US"/>
         </w:rPr>
       </w:pPr>
     </w:p>
@@ -9639,7 +9363,6 @@
           <w:rFonts w:ascii="Times New Roman" w:hAnsi="Times New Roman" w:cs="Times New Roman"/>
           <w:sz w:val="28"/>
           <w:szCs w:val="28"/>
-          <w:lang w:val="en-US"/>
         </w:rPr>
       </w:pPr>
     </w:p>
@@ -9653,7 +9376,6 @@
           <w:rFonts w:ascii="Times New Roman" w:hAnsi="Times New Roman" w:cs="Times New Roman"/>
           <w:sz w:val="28"/>
           <w:szCs w:val="28"/>
-          <w:lang w:val="en-US"/>
         </w:rPr>
       </w:pPr>
     </w:p>
@@ -9667,7 +9389,6 @@
           <w:rFonts w:ascii="Times New Roman" w:hAnsi="Times New Roman" w:cs="Times New Roman"/>
           <w:sz w:val="28"/>
           <w:szCs w:val="28"/>
-          <w:lang w:val="en-US"/>
         </w:rPr>
       </w:pPr>
     </w:p>
@@ -9681,7 +9402,6 @@
           <w:rFonts w:ascii="Times New Roman" w:hAnsi="Times New Roman" w:cs="Times New Roman"/>
           <w:sz w:val="28"/>
           <w:szCs w:val="28"/>
-          <w:lang w:val="en-US"/>
         </w:rPr>
       </w:pPr>
     </w:p>
@@ -9695,7 +9415,6 @@
           <w:rFonts w:ascii="Times New Roman" w:hAnsi="Times New Roman" w:cs="Times New Roman"/>
           <w:sz w:val="28"/>
           <w:szCs w:val="28"/>
-          <w:lang w:val="en-US"/>
         </w:rPr>
       </w:pPr>
     </w:p>
@@ -9709,7 +9428,6 @@
           <w:rFonts w:ascii="Times New Roman" w:hAnsi="Times New Roman" w:cs="Times New Roman"/>
           <w:sz w:val="28"/>
           <w:szCs w:val="28"/>
-          <w:lang w:val="en-US"/>
         </w:rPr>
       </w:pPr>
     </w:p>
@@ -9723,7 +9441,6 @@
           <w:rFonts w:ascii="Times New Roman" w:hAnsi="Times New Roman" w:cs="Times New Roman"/>
           <w:sz w:val="28"/>
           <w:szCs w:val="28"/>
-          <w:lang w:val="en-US"/>
         </w:rPr>
       </w:pPr>
     </w:p>
@@ -9731,7 +9448,7 @@
       <w:pPr>
         <w:pStyle w:val="1"/>
       </w:pPr>
-      <w:bookmarkStart w:id="5" w:name="_Toc241534015"/>
+      <w:bookmarkStart w:id="5" w:name="_Toc241567446"/>
       <w:r>
         <w:lastRenderedPageBreak/>
         <w:t>Рекомендации пользователю</w:t>
@@ -9759,23 +9476,49 @@
           <w:sz w:val="28"/>
           <w:szCs w:val="28"/>
         </w:rPr>
-        <w:t xml:space="preserve">Для запуска программы убедитесь, что у вас установлен Python и </w:t>
-      </w:r>
-      <w:r>
-        <w:rPr>
-          <w:rFonts w:ascii="Times New Roman" w:hAnsi="Times New Roman" w:cs="Times New Roman"/>
-          <w:sz w:val="28"/>
-          <w:szCs w:val="28"/>
-        </w:rPr>
-        <w:t xml:space="preserve">все </w:t>
-      </w:r>
-      <w:r>
-        <w:rPr>
-          <w:rFonts w:ascii="Times New Roman" w:hAnsi="Times New Roman" w:cs="Times New Roman"/>
-          <w:sz w:val="28"/>
-          <w:szCs w:val="28"/>
-        </w:rPr>
-        <w:t>необходимые библиотеки</w:t>
+        <w:t xml:space="preserve">Для запуска программы </w:t>
+      </w:r>
+      <w:r>
+        <w:rPr>
+          <w:rFonts w:ascii="Times New Roman" w:hAnsi="Times New Roman" w:cs="Times New Roman"/>
+          <w:sz w:val="28"/>
+          <w:szCs w:val="28"/>
+        </w:rPr>
+        <w:t xml:space="preserve">зайдите в папку с программой и в терминале введите команду </w:t>
+      </w:r>
+      <w:r>
+        <w:rPr>
+          <w:rFonts w:ascii="Times New Roman" w:hAnsi="Times New Roman" w:cs="Times New Roman"/>
+          <w:sz w:val="28"/>
+          <w:szCs w:val="28"/>
+        </w:rPr>
+        <w:t>“</w:t>
+      </w:r>
+      <w:r>
+        <w:rPr>
+          <w:rFonts w:ascii="Times New Roman" w:hAnsi="Times New Roman" w:cs="Times New Roman"/>
+          <w:sz w:val="28"/>
+          <w:szCs w:val="28"/>
+          <w:lang w:val="en-US"/>
+        </w:rPr>
+        <w:t>python</w:t>
+      </w:r>
+      <w:r>
+        <w:rPr>
+          <w:rFonts w:ascii="Times New Roman" w:hAnsi="Times New Roman" w:cs="Times New Roman"/>
+          <w:sz w:val="28"/>
+          <w:szCs w:val="28"/>
+        </w:rPr>
+        <w:t xml:space="preserve"> -</w:t>
+      </w:r>
+      <w:r>
+        <w:rPr>
+          <w:rFonts w:ascii="Times New Roman" w:hAnsi="Times New Roman" w:cs="Times New Roman"/>
+          <w:sz w:val="28"/>
+          <w:szCs w:val="28"/>
+          <w:lang w:val="en-US"/>
+        </w:rPr>
+        <w:t>m</w:t>
       </w:r>
       <w:r>
         <w:rPr>
@@ -9790,80 +9533,25 @@
           <w:rFonts w:ascii="Times New Roman" w:hAnsi="Times New Roman" w:cs="Times New Roman"/>
           <w:sz w:val="28"/>
           <w:szCs w:val="28"/>
-        </w:rPr>
-        <w:t xml:space="preserve">из файла </w:t>
-      </w:r>
-      <w:r>
-        <w:rPr>
-          <w:rFonts w:ascii="Times New Roman" w:hAnsi="Times New Roman" w:cs="Times New Roman"/>
-          <w:sz w:val="28"/>
-          <w:szCs w:val="28"/>
-        </w:rPr>
-        <w:t>“</w:t>
-      </w:r>
-      <w:r>
-        <w:rPr>
-          <w:rFonts w:ascii="Times New Roman" w:hAnsi="Times New Roman" w:cs="Times New Roman"/>
-          <w:sz w:val="28"/>
-          <w:szCs w:val="28"/>
-        </w:rPr>
-        <w:t>requirements.txt</w:t>
-      </w:r>
-      <w:r>
-        <w:rPr>
-          <w:rFonts w:ascii="Times New Roman" w:hAnsi="Times New Roman" w:cs="Times New Roman"/>
-          <w:sz w:val="28"/>
-          <w:szCs w:val="28"/>
-        </w:rPr>
-        <w:t>”</w:t>
-      </w:r>
-      <w:r>
-        <w:rPr>
-          <w:rFonts w:ascii="Times New Roman" w:hAnsi="Times New Roman" w:cs="Times New Roman"/>
-          <w:sz w:val="28"/>
-          <w:szCs w:val="28"/>
-        </w:rPr>
-        <w:t xml:space="preserve">. Код запускается через командную строку файлом </w:t>
-      </w:r>
-      <w:r>
-        <w:rPr>
-          <w:rFonts w:ascii="Times New Roman" w:hAnsi="Times New Roman" w:cs="Times New Roman"/>
-          <w:sz w:val="28"/>
-          <w:szCs w:val="28"/>
-        </w:rPr>
-        <w:t>“</w:t>
-      </w:r>
-      <w:r>
-        <w:rPr>
-          <w:rFonts w:ascii="Times New Roman" w:hAnsi="Times New Roman" w:cs="Times New Roman"/>
-          <w:sz w:val="28"/>
-          <w:szCs w:val="28"/>
-        </w:rPr>
-        <w:t>main.py</w:t>
-      </w:r>
-      <w:r>
-        <w:rPr>
-          <w:rFonts w:ascii="Times New Roman" w:hAnsi="Times New Roman" w:cs="Times New Roman"/>
-          <w:sz w:val="28"/>
-          <w:szCs w:val="28"/>
-        </w:rPr>
-        <w:t>”</w:t>
-      </w:r>
-      <w:r>
-        <w:rPr>
-          <w:rFonts w:ascii="Times New Roman" w:hAnsi="Times New Roman" w:cs="Times New Roman"/>
-          <w:sz w:val="28"/>
-          <w:szCs w:val="28"/>
-        </w:rPr>
-        <w:t xml:space="preserve">, при этом консоль используется для ввода параметров генерации. Убедитесь, что файл </w:t>
-      </w:r>
-      <w:r>
-        <w:rPr>
-          <w:rFonts w:ascii="Times New Roman" w:hAnsi="Times New Roman" w:cs="Times New Roman"/>
-          <w:sz w:val="28"/>
-          <w:szCs w:val="28"/>
-        </w:rPr>
-        <w:t>“</w:t>
+          <w:lang w:val="en-US"/>
+        </w:rPr>
+        <w:t>main</w:t>
+      </w:r>
+      <w:r>
+        <w:rPr>
+          <w:rFonts w:ascii="Times New Roman" w:hAnsi="Times New Roman" w:cs="Times New Roman"/>
+          <w:sz w:val="28"/>
+          <w:szCs w:val="28"/>
+        </w:rPr>
+        <w:t>”,</w:t>
+      </w:r>
+      <w:r>
+        <w:rPr>
+          <w:rFonts w:ascii="Times New Roman" w:hAnsi="Times New Roman" w:cs="Times New Roman"/>
+          <w:sz w:val="28"/>
+          <w:szCs w:val="28"/>
+        </w:rPr>
+        <w:t xml:space="preserve"> при этом консоль используется для ввода параметров генерации. Убедитесь, что файл “</w:t>
       </w:r>
       <w:proofErr w:type="spellStart"/>
       <w:proofErr w:type="gramStart"/>
@@ -9883,7 +9571,31 @@
           <w:sz w:val="28"/>
           <w:szCs w:val="28"/>
         </w:rPr>
-        <w:t>` со справочником поездов находится в одной директории с программой — без него генерация не запустится.</w:t>
+        <w:t>”</w:t>
+      </w:r>
+      <w:r>
+        <w:rPr>
+          <w:rFonts w:ascii="Times New Roman" w:hAnsi="Times New Roman" w:cs="Times New Roman"/>
+          <w:sz w:val="28"/>
+          <w:szCs w:val="28"/>
+        </w:rPr>
+        <w:t xml:space="preserve"> со справочником поездов находится в одной </w:t>
+      </w:r>
+      <w:r>
+        <w:rPr>
+          <w:rFonts w:ascii="Times New Roman" w:hAnsi="Times New Roman" w:cs="Times New Roman"/>
+          <w:sz w:val="28"/>
+          <w:szCs w:val="28"/>
+        </w:rPr>
+        <w:t>папке</w:t>
+      </w:r>
+      <w:r>
+        <w:rPr>
+          <w:rFonts w:ascii="Times New Roman" w:hAnsi="Times New Roman" w:cs="Times New Roman"/>
+          <w:sz w:val="28"/>
+          <w:szCs w:val="28"/>
+        </w:rPr>
+        <w:t xml:space="preserve"> с программой — без него генерация не запустится.</w:t>
       </w:r>
     </w:p>
     <w:p>
@@ -9896,7 +9608,6 @@
           <w:rFonts w:ascii="Times New Roman" w:hAnsi="Times New Roman" w:cs="Times New Roman"/>
           <w:sz w:val="28"/>
           <w:szCs w:val="28"/>
-          <w:lang w:val="en-US"/>
         </w:rPr>
       </w:pPr>
       <w:r>
@@ -9957,7 +9668,6 @@
           <w:rFonts w:ascii="Times New Roman" w:hAnsi="Times New Roman" w:cs="Times New Roman"/>
           <w:sz w:val="28"/>
           <w:szCs w:val="28"/>
-          <w:lang w:val="en-US"/>
         </w:rPr>
       </w:pPr>
       <w:proofErr w:type="spellStart"/>
@@ -9976,39 +9686,23 @@
           <w:sz w:val="28"/>
           <w:szCs w:val="28"/>
         </w:rPr>
-        <w:t xml:space="preserve"> сохраняется в файл </w:t>
-      </w:r>
-      <w:r>
-        <w:rPr>
-          <w:rFonts w:ascii="Times New Roman" w:hAnsi="Times New Roman" w:cs="Times New Roman"/>
-          <w:sz w:val="28"/>
-          <w:szCs w:val="28"/>
-        </w:rPr>
-        <w:t>“</w:t>
-      </w:r>
-      <w:r>
-        <w:rPr>
-          <w:rFonts w:ascii="Times New Roman" w:hAnsi="Times New Roman" w:cs="Times New Roman"/>
-          <w:sz w:val="28"/>
-          <w:szCs w:val="28"/>
-        </w:rPr>
-        <w:t>tickets_dataset.xlsx</w:t>
-      </w:r>
-      <w:r>
-        <w:rPr>
-          <w:rFonts w:ascii="Times New Roman" w:hAnsi="Times New Roman" w:cs="Times New Roman"/>
-          <w:sz w:val="28"/>
-          <w:szCs w:val="28"/>
-        </w:rPr>
-        <w:t>”</w:t>
-      </w:r>
-      <w:r>
-        <w:rPr>
-          <w:rFonts w:ascii="Times New Roman" w:hAnsi="Times New Roman" w:cs="Times New Roman"/>
-          <w:sz w:val="28"/>
-          <w:szCs w:val="28"/>
-        </w:rPr>
-        <w:t xml:space="preserve"> в директории, хранящей программу. При повторном запуске программы файл перезаписывается, поэтому предыдущий результат при необходимости стоит сохранить отдельно перед повторной генерацией.</w:t>
+        <w:t xml:space="preserve"> сохраняется в файл “tickets_dataset.xlsx” в </w:t>
+      </w:r>
+      <w:r>
+        <w:rPr>
+          <w:rFonts w:ascii="Times New Roman" w:hAnsi="Times New Roman" w:cs="Times New Roman"/>
+          <w:sz w:val="28"/>
+          <w:szCs w:val="28"/>
+        </w:rPr>
+        <w:t>папке</w:t>
+      </w:r>
+      <w:r>
+        <w:rPr>
+          <w:rFonts w:ascii="Times New Roman" w:hAnsi="Times New Roman" w:cs="Times New Roman"/>
+          <w:sz w:val="28"/>
+          <w:szCs w:val="28"/>
+        </w:rPr>
+        <w:t>, хранящей программу. При повторном запуске программы файл перезаписывается, поэтому предыдущий результат при необходимости стоит сохранить отдельно перед повторной генерацией.</w:t>
       </w:r>
     </w:p>
     <w:p>
@@ -10021,7 +9715,6 @@
           <w:rFonts w:ascii="Times New Roman" w:hAnsi="Times New Roman" w:cs="Times New Roman"/>
           <w:sz w:val="28"/>
           <w:szCs w:val="28"/>
-          <w:lang w:val="en-US"/>
         </w:rPr>
       </w:pPr>
     </w:p>
@@ -10029,7 +9722,7 @@
       <w:pPr>
         <w:pStyle w:val="1"/>
       </w:pPr>
-      <w:bookmarkStart w:id="6" w:name="_Toc241534016"/>
+      <w:bookmarkStart w:id="6" w:name="_Toc241567447"/>
       <w:r>
         <w:t>Рекомендации программиста</w:t>
       </w:r>
@@ -10121,23 +9814,15 @@
           <w:sz w:val="28"/>
           <w:szCs w:val="28"/>
         </w:rPr>
-        <w:t xml:space="preserve">”. </w:t>
-      </w:r>
-      <w:r>
-        <w:rPr>
-          <w:rFonts w:ascii="Times New Roman" w:hAnsi="Times New Roman" w:cs="Times New Roman"/>
-          <w:sz w:val="28"/>
-          <w:szCs w:val="28"/>
-        </w:rPr>
-        <w:t>Остальные модули (</w:t>
-      </w:r>
-      <w:r>
-        <w:rPr>
-          <w:rFonts w:ascii="Times New Roman" w:hAnsi="Times New Roman" w:cs="Times New Roman"/>
-          <w:sz w:val="28"/>
-          <w:szCs w:val="28"/>
-        </w:rPr>
-        <w:t>“</w:t>
+        <w:t>”</w:t>
+      </w:r>
+      <w:r>
+        <w:rPr>
+          <w:rFonts w:ascii="Times New Roman" w:hAnsi="Times New Roman" w:cs="Times New Roman"/>
+          <w:sz w:val="28"/>
+          <w:szCs w:val="28"/>
+        </w:rPr>
+        <w:t xml:space="preserve"> (</w:t>
       </w:r>
       <w:proofErr w:type="spellStart"/>
       <w:r>
@@ -10146,6 +9831,50 @@
           <w:sz w:val="28"/>
           <w:szCs w:val="28"/>
         </w:rPr>
+        <w:t>pandas</w:t>
+      </w:r>
+      <w:proofErr w:type="spellEnd"/>
+      <w:r>
+        <w:rPr>
+          <w:rFonts w:ascii="Times New Roman" w:hAnsi="Times New Roman" w:cs="Times New Roman"/>
+          <w:sz w:val="28"/>
+          <w:szCs w:val="28"/>
+        </w:rPr>
+        <w:t xml:space="preserve">, </w:t>
+      </w:r>
+      <w:proofErr w:type="spellStart"/>
+      <w:r>
+        <w:rPr>
+          <w:rFonts w:ascii="Times New Roman" w:hAnsi="Times New Roman" w:cs="Times New Roman"/>
+          <w:sz w:val="28"/>
+          <w:szCs w:val="28"/>
+        </w:rPr>
+        <w:t>faker</w:t>
+      </w:r>
+      <w:proofErr w:type="spellEnd"/>
+      <w:r>
+        <w:rPr>
+          <w:rFonts w:ascii="Times New Roman" w:hAnsi="Times New Roman" w:cs="Times New Roman"/>
+          <w:sz w:val="28"/>
+          <w:szCs w:val="28"/>
+        </w:rPr>
+        <w:t>)</w:t>
+      </w:r>
+      <w:r>
+        <w:rPr>
+          <w:rFonts w:ascii="Times New Roman" w:hAnsi="Times New Roman" w:cs="Times New Roman"/>
+          <w:sz w:val="28"/>
+          <w:szCs w:val="28"/>
+        </w:rPr>
+        <w:t>. Остальные модули (“</w:t>
+      </w:r>
+      <w:proofErr w:type="spellStart"/>
+      <w:r>
+        <w:rPr>
+          <w:rFonts w:ascii="Times New Roman" w:hAnsi="Times New Roman" w:cs="Times New Roman"/>
+          <w:sz w:val="28"/>
+          <w:szCs w:val="28"/>
+        </w:rPr>
         <w:t>random</w:t>
       </w:r>
       <w:proofErr w:type="spellEnd"/>
@@ -10155,23 +9884,7 @@
           <w:sz w:val="28"/>
           <w:szCs w:val="28"/>
         </w:rPr>
-        <w:t>”</w:t>
-      </w:r>
-      <w:r>
-        <w:rPr>
-          <w:rFonts w:ascii="Times New Roman" w:hAnsi="Times New Roman" w:cs="Times New Roman"/>
-          <w:sz w:val="28"/>
-          <w:szCs w:val="28"/>
-        </w:rPr>
-        <w:t xml:space="preserve">, </w:t>
-      </w:r>
-      <w:r>
-        <w:rPr>
-          <w:rFonts w:ascii="Times New Roman" w:hAnsi="Times New Roman" w:cs="Times New Roman"/>
-          <w:sz w:val="28"/>
-          <w:szCs w:val="28"/>
-        </w:rPr>
-        <w:t>“</w:t>
+        <w:t>”, “</w:t>
       </w:r>
       <w:proofErr w:type="spellStart"/>
       <w:r>
@@ -10189,23 +9902,7 @@
           <w:sz w:val="28"/>
           <w:szCs w:val="28"/>
         </w:rPr>
-        <w:t>”</w:t>
-      </w:r>
-      <w:r>
-        <w:rPr>
-          <w:rFonts w:ascii="Times New Roman" w:hAnsi="Times New Roman" w:cs="Times New Roman"/>
-          <w:sz w:val="28"/>
-          <w:szCs w:val="28"/>
-        </w:rPr>
-        <w:t xml:space="preserve">, </w:t>
-      </w:r>
-      <w:r>
-        <w:rPr>
-          <w:rFonts w:ascii="Times New Roman" w:hAnsi="Times New Roman" w:cs="Times New Roman"/>
-          <w:sz w:val="28"/>
-          <w:szCs w:val="28"/>
-        </w:rPr>
-        <w:t>“</w:t>
+        <w:t>”, “</w:t>
       </w:r>
       <w:proofErr w:type="spellStart"/>
       <w:r>
@@ -10223,23 +9920,7 @@
           <w:sz w:val="28"/>
           <w:szCs w:val="28"/>
         </w:rPr>
-        <w:t>”</w:t>
-      </w:r>
-      <w:r>
-        <w:rPr>
-          <w:rFonts w:ascii="Times New Roman" w:hAnsi="Times New Roman" w:cs="Times New Roman"/>
-          <w:sz w:val="28"/>
-          <w:szCs w:val="28"/>
-        </w:rPr>
-        <w:t xml:space="preserve">, </w:t>
-      </w:r>
-      <w:r>
-        <w:rPr>
-          <w:rFonts w:ascii="Times New Roman" w:hAnsi="Times New Roman" w:cs="Times New Roman"/>
-          <w:sz w:val="28"/>
-          <w:szCs w:val="28"/>
-        </w:rPr>
-        <w:t>“</w:t>
+        <w:t>”, “</w:t>
       </w:r>
       <w:proofErr w:type="spellStart"/>
       <w:r>
@@ -10257,15 +9938,7 @@
           <w:sz w:val="28"/>
           <w:szCs w:val="28"/>
         </w:rPr>
-        <w:t>”</w:t>
-      </w:r>
-      <w:r>
-        <w:rPr>
-          <w:rFonts w:ascii="Times New Roman" w:hAnsi="Times New Roman" w:cs="Times New Roman"/>
-          <w:sz w:val="28"/>
-          <w:szCs w:val="28"/>
-        </w:rPr>
-        <w:t>) являются стандартными и предустановлены вместе с интерпретатором Python.</w:t>
+        <w:t>”) являются стандартными и предустановлены вместе с интерпретатором Python.</w:t>
       </w:r>
     </w:p>
     <w:p>
@@ -10278,24 +9951,15 @@
           <w:rFonts w:ascii="Times New Roman" w:hAnsi="Times New Roman" w:cs="Times New Roman"/>
           <w:sz w:val="28"/>
           <w:szCs w:val="28"/>
-          <w:lang w:val="en-US"/>
-        </w:rPr>
-      </w:pPr>
-      <w:r>
-        <w:rPr>
-          <w:rFonts w:ascii="Times New Roman" w:hAnsi="Times New Roman" w:cs="Times New Roman"/>
-          <w:sz w:val="28"/>
-          <w:szCs w:val="28"/>
-        </w:rPr>
-        <w:t xml:space="preserve">Минимальное необходимое место на диске: 50 МБ (с учётом справочника </w:t>
-      </w:r>
-      <w:r>
-        <w:rPr>
-          <w:rFonts w:ascii="Times New Roman" w:hAnsi="Times New Roman" w:cs="Times New Roman"/>
-          <w:sz w:val="28"/>
-          <w:szCs w:val="28"/>
-        </w:rPr>
-        <w:t>“</w:t>
+        </w:rPr>
+      </w:pPr>
+      <w:r>
+        <w:rPr>
+          <w:rFonts w:ascii="Times New Roman" w:hAnsi="Times New Roman" w:cs="Times New Roman"/>
+          <w:sz w:val="28"/>
+          <w:szCs w:val="28"/>
+        </w:rPr>
+        <w:t>Минимальное необходимое место на диске: 50 МБ (с учётом справочника “</w:t>
       </w:r>
       <w:proofErr w:type="spellStart"/>
       <w:proofErr w:type="gramStart"/>
@@ -10315,15 +9979,7 @@
           <w:sz w:val="28"/>
           <w:szCs w:val="28"/>
         </w:rPr>
-        <w:t>”</w:t>
-      </w:r>
-      <w:r>
-        <w:rPr>
-          <w:rFonts w:ascii="Times New Roman" w:hAnsi="Times New Roman" w:cs="Times New Roman"/>
-          <w:sz w:val="28"/>
-          <w:szCs w:val="28"/>
-        </w:rPr>
-        <w:t xml:space="preserve"> и итогового файла </w:t>
+        <w:t xml:space="preserve">” и итогового файла </w:t>
       </w:r>
       <w:proofErr w:type="spellStart"/>
       <w:r>
@@ -10383,15 +10039,7 @@
           <w:sz w:val="28"/>
           <w:szCs w:val="28"/>
         </w:rPr>
-        <w:t xml:space="preserve">Файл </w:t>
-      </w:r>
-      <w:r>
-        <w:rPr>
-          <w:rFonts w:ascii="Times New Roman" w:hAnsi="Times New Roman" w:cs="Times New Roman"/>
-          <w:sz w:val="28"/>
-          <w:szCs w:val="28"/>
-        </w:rPr>
-        <w:t>“</w:t>
+        <w:t>Файл “</w:t>
       </w:r>
       <w:proofErr w:type="spellStart"/>
       <w:proofErr w:type="gramStart"/>
@@ -10411,15 +10059,7 @@
           <w:sz w:val="28"/>
           <w:szCs w:val="28"/>
         </w:rPr>
-        <w:t>”</w:t>
-      </w:r>
-      <w:r>
-        <w:rPr>
-          <w:rFonts w:ascii="Times New Roman" w:hAnsi="Times New Roman" w:cs="Times New Roman"/>
-          <w:sz w:val="28"/>
-          <w:szCs w:val="28"/>
-        </w:rPr>
-        <w:t xml:space="preserve"> должен находиться в одной директории с программой и соответствовать ожидаемой структуре данных.</w:t>
+        <w:t>” должен находиться в одной директории с программой и соответствовать ожидаемой структуре данных.</w:t>
       </w:r>
     </w:p>
     <w:p>
@@ -10454,7 +10094,6 @@
           <w:rFonts w:ascii="Times New Roman" w:hAnsi="Times New Roman" w:cs="Times New Roman"/>
           <w:sz w:val="28"/>
           <w:szCs w:val="28"/>
-          <w:lang w:val="en-US"/>
         </w:rPr>
       </w:pPr>
     </w:p>
@@ -10462,7 +10101,7 @@
       <w:pPr>
         <w:pStyle w:val="1"/>
       </w:pPr>
-      <w:bookmarkStart w:id="7" w:name="_Toc241534017"/>
+      <w:bookmarkStart w:id="7" w:name="_Toc241567448"/>
       <w:r>
         <w:t>Контрольный пример</w:t>
       </w:r>
@@ -10622,57 +10261,41 @@
           <w:sz w:val="28"/>
           <w:szCs w:val="28"/>
         </w:rPr>
+        <w:t>“Введите только числа через пробел.” (</w:t>
+      </w:r>
+      <w:r>
+        <w:rPr>
+          <w:rFonts w:ascii="Times New Roman" w:hAnsi="Times New Roman" w:cs="Times New Roman"/>
+          <w:sz w:val="28"/>
+          <w:szCs w:val="28"/>
+        </w:rPr>
+        <w:t>если введено не число</w:t>
+      </w:r>
+      <w:r>
+        <w:rPr>
+          <w:rFonts w:ascii="Times New Roman" w:hAnsi="Times New Roman" w:cs="Times New Roman"/>
+          <w:sz w:val="28"/>
+          <w:szCs w:val="28"/>
+        </w:rPr>
+        <w:t>)</w:t>
+      </w:r>
+      <w:r>
+        <w:rPr>
+          <w:rFonts w:ascii="Times New Roman" w:hAnsi="Times New Roman" w:cs="Times New Roman"/>
+          <w:sz w:val="28"/>
+          <w:szCs w:val="28"/>
+        </w:rPr>
+        <w:t xml:space="preserve"> или </w:t>
+      </w:r>
+      <w:r>
+        <w:rPr>
+          <w:rFonts w:ascii="Times New Roman" w:hAnsi="Times New Roman" w:cs="Times New Roman"/>
+          <w:sz w:val="28"/>
+          <w:szCs w:val="28"/>
+        </w:rPr>
         <w:t>“</w:t>
       </w:r>
       <w:r>
-        <w:rPr>
-          <w:rFonts w:ascii="Times New Roman" w:hAnsi="Times New Roman" w:cs="Times New Roman"/>
-          <w:sz w:val="28"/>
-          <w:szCs w:val="28"/>
-        </w:rPr>
-        <w:t>Введите только числа через пробел.</w:t>
-      </w:r>
-      <w:r>
-        <w:rPr>
-          <w:rFonts w:ascii="Times New Roman" w:hAnsi="Times New Roman" w:cs="Times New Roman"/>
-          <w:sz w:val="28"/>
-          <w:szCs w:val="28"/>
-        </w:rPr>
-        <w:t>” (</w:t>
-      </w:r>
-      <w:r>
-        <w:rPr>
-          <w:rFonts w:ascii="Times New Roman" w:hAnsi="Times New Roman" w:cs="Times New Roman"/>
-          <w:sz w:val="28"/>
-          <w:szCs w:val="28"/>
-        </w:rPr>
-        <w:t>если введено не число</w:t>
-      </w:r>
-      <w:r>
-        <w:rPr>
-          <w:rFonts w:ascii="Times New Roman" w:hAnsi="Times New Roman" w:cs="Times New Roman"/>
-          <w:sz w:val="28"/>
-          <w:szCs w:val="28"/>
-        </w:rPr>
-        <w:t>)</w:t>
-      </w:r>
-      <w:r>
-        <w:rPr>
-          <w:rFonts w:ascii="Times New Roman" w:hAnsi="Times New Roman" w:cs="Times New Roman"/>
-          <w:sz w:val="28"/>
-          <w:szCs w:val="28"/>
-        </w:rPr>
-        <w:t xml:space="preserve"> или </w:t>
-      </w:r>
-      <w:r>
-        <w:rPr>
-          <w:rFonts w:ascii="Times New Roman" w:hAnsi="Times New Roman" w:cs="Times New Roman"/>
-          <w:sz w:val="28"/>
-          <w:szCs w:val="28"/>
-        </w:rPr>
-        <w:t>“</w:t>
-      </w:r>
-      <w:r>
         <w:t xml:space="preserve"> </w:t>
       </w:r>
       <w:r>
@@ -10681,15 +10304,7 @@
           <w:sz w:val="28"/>
           <w:szCs w:val="28"/>
         </w:rPr>
-        <w:t>Количество вероятностей должно совпадать с количеством вариантов.</w:t>
-      </w:r>
-      <w:r>
-        <w:rPr>
-          <w:rFonts w:ascii="Times New Roman" w:hAnsi="Times New Roman" w:cs="Times New Roman"/>
-          <w:sz w:val="28"/>
-          <w:szCs w:val="28"/>
-        </w:rPr>
-        <w:t>”</w:t>
+        <w:t>Количество вероятностей должно совпадать с количеством вариантов.”</w:t>
       </w:r>
       <w:r>
         <w:rPr>
@@ -10705,23 +10320,7 @@
           <w:sz w:val="28"/>
           <w:szCs w:val="28"/>
         </w:rPr>
-        <w:t>“</w:t>
-      </w:r>
-      <w:r>
-        <w:rPr>
-          <w:rFonts w:ascii="Times New Roman" w:hAnsi="Times New Roman" w:cs="Times New Roman"/>
-          <w:sz w:val="28"/>
-          <w:szCs w:val="28"/>
-        </w:rPr>
-        <w:t>Сумма вероятностей должна быть равна 1.</w:t>
-      </w:r>
-      <w:r>
-        <w:rPr>
-          <w:rFonts w:ascii="Times New Roman" w:hAnsi="Times New Roman" w:cs="Times New Roman"/>
-          <w:sz w:val="28"/>
-          <w:szCs w:val="28"/>
-        </w:rPr>
-        <w:t>”</w:t>
+        <w:t>“Сумма вероятностей должна быть равна 1.”</w:t>
       </w:r>
       <w:r>
         <w:rPr>
@@ -10736,7 +10335,6 @@
           <w:rFonts w:ascii="Times New Roman" w:hAnsi="Times New Roman" w:cs="Times New Roman"/>
           <w:sz w:val="28"/>
           <w:szCs w:val="28"/>
-          <w:lang w:val="en-US"/>
         </w:rPr>
         <w:t>).</w:t>
       </w:r>
@@ -10767,7 +10365,15 @@
           <w:sz w:val="28"/>
           <w:szCs w:val="28"/>
         </w:rPr>
-        <w:t>3.</w:t>
+        <w:t>6</w:t>
+      </w:r>
+      <w:r>
+        <w:rPr>
+          <w:rFonts w:ascii="Times New Roman" w:hAnsi="Times New Roman" w:cs="Times New Roman"/>
+          <w:sz w:val="28"/>
+          <w:szCs w:val="28"/>
+        </w:rPr>
+        <w:t>.</w:t>
       </w:r>
     </w:p>
     <w:p>
@@ -10827,65 +10433,73 @@
                             <w:pPr>
                               <w:pStyle w:val="af1"/>
                               <w:rPr>
-                                <w:rFonts w:ascii="Times New Roman" w:hAnsi="Times New Roman" w:cs="Times New Roman" w:hint="cs"/>
-                                <w:sz w:val="28"/>
-                                <w:szCs w:val="28"/>
+                                <w:rFonts w:ascii="Times New Roman" w:hAnsi="Times New Roman" w:cs="Times New Roman"/>
+                                <w:sz w:val="24"/>
+                                <w:szCs w:val="24"/>
                               </w:rPr>
                             </w:pPr>
                             <w:r>
                               <w:rPr>
                                 <w:rFonts w:ascii="Times New Roman" w:hAnsi="Times New Roman" w:cs="Times New Roman" w:hint="cs"/>
-                                <w:sz w:val="28"/>
-                                <w:szCs w:val="28"/>
+                                <w:sz w:val="24"/>
+                                <w:szCs w:val="24"/>
                               </w:rPr>
-                              <w:t xml:space="preserve">Рис.  </w:t>
+                              <w:t>Рисунок</w:t>
                             </w:r>
                             <w:r>
                               <w:rPr>
                                 <w:rFonts w:ascii="Times New Roman" w:hAnsi="Times New Roman" w:cs="Times New Roman" w:hint="cs"/>
-                                <w:sz w:val="28"/>
-                                <w:szCs w:val="28"/>
+                                <w:sz w:val="24"/>
+                                <w:szCs w:val="24"/>
+                              </w:rPr>
+                              <w:t xml:space="preserve"> </w:t>
+                            </w:r>
+                            <w:r>
+                              <w:rPr>
+                                <w:rFonts w:ascii="Times New Roman" w:hAnsi="Times New Roman" w:cs="Times New Roman" w:hint="cs"/>
+                                <w:sz w:val="24"/>
+                                <w:szCs w:val="24"/>
                               </w:rPr>
                               <w:fldChar w:fldCharType="begin"/>
                             </w:r>
                             <w:r>
                               <w:rPr>
                                 <w:rFonts w:ascii="Times New Roman" w:hAnsi="Times New Roman" w:cs="Times New Roman" w:hint="cs"/>
-                                <w:sz w:val="28"/>
-                                <w:szCs w:val="28"/>
+                                <w:sz w:val="24"/>
+                                <w:szCs w:val="24"/>
                               </w:rPr>
-                              <w:instrText xml:space="preserve"> SEQ Рис._ \* ARABIC </w:instrText>
+                              <w:instrText xml:space="preserve"> SEQ Рисунок \* ARABIC </w:instrText>
                             </w:r>
                             <w:r>
                               <w:rPr>
                                 <w:rFonts w:ascii="Times New Roman" w:hAnsi="Times New Roman" w:cs="Times New Roman" w:hint="cs"/>
-                                <w:sz w:val="28"/>
-                                <w:szCs w:val="28"/>
+                                <w:sz w:val="24"/>
+                                <w:szCs w:val="24"/>
                               </w:rPr>
                               <w:fldChar w:fldCharType="separate"/>
                             </w:r>
                             <w:r>
                               <w:rPr>
-                                <w:rFonts w:ascii="Times New Roman" w:hAnsi="Times New Roman" w:cs="Times New Roman"/>
+                                <w:rFonts w:ascii="Times New Roman" w:hAnsi="Times New Roman" w:cs="Times New Roman" w:hint="cs"/>
                                 <w:noProof/>
-                                <w:sz w:val="28"/>
-                                <w:szCs w:val="28"/>
+                                <w:sz w:val="24"/>
+                                <w:szCs w:val="24"/>
                               </w:rPr>
                               <w:t>6</w:t>
                             </w:r>
                             <w:r>
                               <w:rPr>
                                 <w:rFonts w:ascii="Times New Roman" w:hAnsi="Times New Roman" w:cs="Times New Roman" w:hint="cs"/>
-                                <w:sz w:val="28"/>
-                                <w:szCs w:val="28"/>
+                                <w:sz w:val="24"/>
+                                <w:szCs w:val="24"/>
                               </w:rPr>
                               <w:fldChar w:fldCharType="end"/>
                             </w:r>
                             <w:r>
                               <w:rPr>
                                 <w:rFonts w:ascii="Times New Roman" w:hAnsi="Times New Roman" w:cs="Times New Roman" w:hint="cs"/>
-                                <w:sz w:val="28"/>
-                                <w:szCs w:val="28"/>
+                                <w:sz w:val="24"/>
+                                <w:szCs w:val="24"/>
                                 <w:lang w:val="en-US"/>
                               </w:rPr>
                               <w:t xml:space="preserve">. </w:t>
@@ -10893,8 +10507,8 @@
                             <w:r>
                               <w:rPr>
                                 <w:rFonts w:ascii="Times New Roman" w:hAnsi="Times New Roman" w:cs="Times New Roman" w:hint="cs"/>
-                                <w:sz w:val="28"/>
-                                <w:szCs w:val="28"/>
+                                <w:sz w:val="24"/>
+                                <w:szCs w:val="24"/>
                               </w:rPr>
                               <w:t>Ввод данных в консоль</w:t>
                             </w:r>
@@ -10923,64 +10537,74 @@
                         <w:pStyle w:val="af1"/>
                         <w:rPr>
                           <w:rFonts w:ascii="Times New Roman" w:hAnsi="Times New Roman" w:cs="Times New Roman" w:hint="cs"/>
-                          <w:sz w:val="28"/>
-                          <w:szCs w:val="28"/>
+                          <w:sz w:val="24"/>
+                          <w:szCs w:val="24"/>
                         </w:rPr>
                       </w:pPr>
+                      <w:proofErr w:type="spellStart"/>
                       <w:r>
                         <w:rPr>
                           <w:rFonts w:ascii="Times New Roman" w:hAnsi="Times New Roman" w:cs="Times New Roman" w:hint="cs"/>
-                          <w:sz w:val="28"/>
-                          <w:szCs w:val="28"/>
+                          <w:sz w:val="24"/>
+                          <w:szCs w:val="24"/>
                         </w:rPr>
-                        <w:t xml:space="preserve">Рис.  </w:t>
+                        <w:t>Рисунок</w:t>
+                      </w:r>
+                      <w:proofErr w:type="spellEnd"/>
+                      <w:r>
+                        <w:rPr>
+                          <w:rFonts w:ascii="Times New Roman" w:hAnsi="Times New Roman" w:cs="Times New Roman" w:hint="cs"/>
+                          <w:sz w:val="24"/>
+                          <w:szCs w:val="24"/>
+                        </w:rPr>
+                        <w:t xml:space="preserve"> </w:t>
                       </w:r>
                       <w:r>
                         <w:rPr>
                           <w:rFonts w:ascii="Times New Roman" w:hAnsi="Times New Roman" w:cs="Times New Roman" w:hint="cs"/>
-                          <w:sz w:val="28"/>
-                          <w:szCs w:val="28"/>
+                          <w:sz w:val="24"/>
+                          <w:szCs w:val="24"/>
                         </w:rPr>
                         <w:fldChar w:fldCharType="begin"/>
                       </w:r>
                       <w:r>
                         <w:rPr>
                           <w:rFonts w:ascii="Times New Roman" w:hAnsi="Times New Roman" w:cs="Times New Roman" w:hint="cs"/>
-                          <w:sz w:val="28"/>
-                          <w:szCs w:val="28"/>
+                          <w:sz w:val="24"/>
+                          <w:szCs w:val="24"/>
                         </w:rPr>
-                        <w:instrText xml:space="preserve"> SEQ Рис._ \* ARABIC </w:instrText>
+                        <w:instrText xml:space="preserve"> SEQ Рисунок \* ARABIC </w:instrText>
                       </w:r>
                       <w:r>
                         <w:rPr>
                           <w:rFonts w:ascii="Times New Roman" w:hAnsi="Times New Roman" w:cs="Times New Roman" w:hint="cs"/>
-                          <w:sz w:val="28"/>
-                          <w:szCs w:val="28"/>
+                          <w:sz w:val="24"/>
+                          <w:szCs w:val="24"/>
                         </w:rPr>
                         <w:fldChar w:fldCharType="separate"/>
                       </w:r>
                       <w:r>
                         <w:rPr>
-                          <w:rFonts w:ascii="Times New Roman" w:hAnsi="Times New Roman" w:cs="Times New Roman"/>
+                          <w:rFonts w:ascii="Times New Roman" w:hAnsi="Times New Roman" w:cs="Times New Roman" w:hint="cs"/>
                           <w:noProof/>
-                          <w:sz w:val="28"/>
-                          <w:szCs w:val="28"/>
+                          <w:sz w:val="24"/>
+                          <w:szCs w:val="24"/>
                         </w:rPr>
                         <w:t>6</w:t>
                       </w:r>
                       <w:r>
                         <w:rPr>
                           <w:rFonts w:ascii="Times New Roman" w:hAnsi="Times New Roman" w:cs="Times New Roman" w:hint="cs"/>
-                          <w:sz w:val="28"/>
-                          <w:szCs w:val="28"/>
+                          <w:sz w:val="24"/>
+                          <w:szCs w:val="24"/>
                         </w:rPr>
                         <w:fldChar w:fldCharType="end"/>
                       </w:r>
                       <w:r>
                         <w:rPr>
                           <w:rFonts w:ascii="Times New Roman" w:hAnsi="Times New Roman" w:cs="Times New Roman" w:hint="cs"/>
-                          <w:sz w:val="28"/>
-                          <w:szCs w:val="28"/>
+                          <w:sz w:val="24"/>
+                          <w:szCs w:val="24"/>
                           <w:lang w:val="en-US"/>
                         </w:rPr>
                         <w:t xml:space="preserve">. </w:t>
@@ -10988,8 +10612,8 @@
                       <w:r>
                         <w:rPr>
                           <w:rFonts w:ascii="Times New Roman" w:hAnsi="Times New Roman" w:cs="Times New Roman" w:hint="cs"/>
-                          <w:sz w:val="28"/>
-                          <w:szCs w:val="28"/>
+                          <w:sz w:val="24"/>
+                          <w:szCs w:val="24"/>
                         </w:rPr>
                         <w:t>Ввод данных в консоль</w:t>
                       </w:r>
@@ -11047,87 +10671,85 @@
                             <w:pPr>
                               <w:pStyle w:val="af1"/>
                               <w:rPr>
-                                <w:rFonts w:ascii="Times New Roman" w:hAnsi="Times New Roman" w:cs="Times New Roman" w:hint="cs"/>
-                                <w:sz w:val="28"/>
-                                <w:szCs w:val="28"/>
+                                <w:rFonts w:ascii="Times New Roman" w:hAnsi="Times New Roman" w:cs="Times New Roman"/>
+                                <w:sz w:val="24"/>
+                                <w:szCs w:val="24"/>
                               </w:rPr>
                             </w:pPr>
                             <w:r>
                               <w:rPr>
                                 <w:rFonts w:ascii="Times New Roman" w:hAnsi="Times New Roman" w:cs="Times New Roman" w:hint="cs"/>
-                                <w:sz w:val="28"/>
-                                <w:szCs w:val="28"/>
+                                <w:sz w:val="24"/>
+                                <w:szCs w:val="24"/>
                               </w:rPr>
-                              <w:t xml:space="preserve">Рис.  </w:t>
+                              <w:t>Рисунок</w:t>
                             </w:r>
                             <w:r>
                               <w:rPr>
                                 <w:rFonts w:ascii="Times New Roman" w:hAnsi="Times New Roman" w:cs="Times New Roman" w:hint="cs"/>
-                                <w:sz w:val="28"/>
-                                <w:szCs w:val="28"/>
+                                <w:sz w:val="24"/>
+                                <w:szCs w:val="24"/>
+                              </w:rPr>
+                              <w:t xml:space="preserve"> </w:t>
+                            </w:r>
+                            <w:r>
+                              <w:rPr>
+                                <w:rFonts w:ascii="Times New Roman" w:hAnsi="Times New Roman" w:cs="Times New Roman" w:hint="cs"/>
+                                <w:sz w:val="24"/>
+                                <w:szCs w:val="24"/>
                               </w:rPr>
                               <w:fldChar w:fldCharType="begin"/>
                             </w:r>
                             <w:r>
                               <w:rPr>
                                 <w:rFonts w:ascii="Times New Roman" w:hAnsi="Times New Roman" w:cs="Times New Roman" w:hint="cs"/>
-                                <w:sz w:val="28"/>
-                                <w:szCs w:val="28"/>
+                                <w:sz w:val="24"/>
+                                <w:szCs w:val="24"/>
                               </w:rPr>
-                              <w:instrText xml:space="preserve"> SEQ Рис._ \* ARABIC </w:instrText>
+                              <w:instrText xml:space="preserve"> SEQ Рисунок \* ARABIC </w:instrText>
                             </w:r>
                             <w:r>
                               <w:rPr>
                                 <w:rFonts w:ascii="Times New Roman" w:hAnsi="Times New Roman" w:cs="Times New Roman" w:hint="cs"/>
-                                <w:sz w:val="28"/>
-                                <w:szCs w:val="28"/>
+                                <w:sz w:val="24"/>
+                                <w:szCs w:val="24"/>
                               </w:rPr>
                               <w:fldChar w:fldCharType="separate"/>
                             </w:r>
                             <w:r>
                               <w:rPr>
-                                <w:rFonts w:ascii="Times New Roman" w:hAnsi="Times New Roman" w:cs="Times New Roman"/>
+                                <w:rFonts w:ascii="Times New Roman" w:hAnsi="Times New Roman" w:cs="Times New Roman" w:hint="cs"/>
                                 <w:noProof/>
-                                <w:sz w:val="28"/>
-                                <w:szCs w:val="28"/>
+                                <w:sz w:val="24"/>
+                                <w:szCs w:val="24"/>
                               </w:rPr>
                               <w:t>7</w:t>
                             </w:r>
                             <w:r>
                               <w:rPr>
                                 <w:rFonts w:ascii="Times New Roman" w:hAnsi="Times New Roman" w:cs="Times New Roman" w:hint="cs"/>
-                                <w:sz w:val="28"/>
-                                <w:szCs w:val="28"/>
+                                <w:sz w:val="24"/>
+                                <w:szCs w:val="24"/>
                               </w:rPr>
                               <w:fldChar w:fldCharType="end"/>
                             </w:r>
                             <w:r>
                               <w:rPr>
                                 <w:rFonts w:ascii="Times New Roman" w:hAnsi="Times New Roman" w:cs="Times New Roman" w:hint="cs"/>
-                                <w:sz w:val="28"/>
-                                <w:szCs w:val="28"/>
+                                <w:sz w:val="24"/>
+                                <w:szCs w:val="24"/>
                                 <w:lang w:val="en-US"/>
                               </w:rPr>
                               <w:t xml:space="preserve">. </w:t>
                             </w:r>
                             <w:r>
                               <w:rPr>
-                                <w:rFonts w:ascii="Times New Roman" w:hAnsi="Times New Roman" w:cs="Times New Roman"/>
-                                <w:sz w:val="28"/>
-                                <w:szCs w:val="28"/>
+                                <w:rFonts w:ascii="Times New Roman" w:hAnsi="Times New Roman" w:cs="Times New Roman" w:hint="cs"/>
+                                <w:sz w:val="24"/>
+                                <w:szCs w:val="24"/>
                               </w:rPr>
-                              <w:t xml:space="preserve">Сгенерированный </w:t>
+                              <w:t>Сгенерированный датасет</w:t>
                             </w:r>
-                            <w:proofErr w:type="spellStart"/>
-                            <w:r>
-                              <w:rPr>
-                                <w:rFonts w:ascii="Times New Roman" w:hAnsi="Times New Roman" w:cs="Times New Roman"/>
-                                <w:sz w:val="28"/>
-                                <w:szCs w:val="28"/>
-                              </w:rPr>
-                              <w:t>датасет</w:t>
-                            </w:r>
-                            <w:proofErr w:type="spellEnd"/>
                           </w:p>
                         </w:txbxContent>
                       </wps:txbx>
@@ -11153,82 +10775,92 @@
                         <w:pStyle w:val="af1"/>
                         <w:rPr>
                           <w:rFonts w:ascii="Times New Roman" w:hAnsi="Times New Roman" w:cs="Times New Roman" w:hint="cs"/>
-                          <w:sz w:val="28"/>
-                          <w:szCs w:val="28"/>
+                          <w:sz w:val="24"/>
+                          <w:szCs w:val="24"/>
                         </w:rPr>
                       </w:pPr>
+                      <w:proofErr w:type="spellStart"/>
                       <w:r>
                         <w:rPr>
                           <w:rFonts w:ascii="Times New Roman" w:hAnsi="Times New Roman" w:cs="Times New Roman" w:hint="cs"/>
-                          <w:sz w:val="28"/>
-                          <w:szCs w:val="28"/>
+                          <w:sz w:val="24"/>
+                          <w:szCs w:val="24"/>
                         </w:rPr>
-                        <w:t xml:space="preserve">Рис.  </w:t>
+                        <w:t>Рисунок</w:t>
+                      </w:r>
+                      <w:proofErr w:type="spellEnd"/>
+                      <w:r>
+                        <w:rPr>
+                          <w:rFonts w:ascii="Times New Roman" w:hAnsi="Times New Roman" w:cs="Times New Roman" w:hint="cs"/>
+                          <w:sz w:val="24"/>
+                          <w:szCs w:val="24"/>
+                        </w:rPr>
+                        <w:t xml:space="preserve"> </w:t>
                       </w:r>
                       <w:r>
                         <w:rPr>
                           <w:rFonts w:ascii="Times New Roman" w:hAnsi="Times New Roman" w:cs="Times New Roman" w:hint="cs"/>
-                          <w:sz w:val="28"/>
-                          <w:szCs w:val="28"/>
+                          <w:sz w:val="24"/>
+                          <w:szCs w:val="24"/>
                         </w:rPr>
                         <w:fldChar w:fldCharType="begin"/>
                       </w:r>
                       <w:r>
                         <w:rPr>
                           <w:rFonts w:ascii="Times New Roman" w:hAnsi="Times New Roman" w:cs="Times New Roman" w:hint="cs"/>
-                          <w:sz w:val="28"/>
-                          <w:szCs w:val="28"/>
+                          <w:sz w:val="24"/>
+                          <w:szCs w:val="24"/>
                         </w:rPr>
-                        <w:instrText xml:space="preserve"> SEQ Рис._ \* ARABIC </w:instrText>
+                        <w:instrText xml:space="preserve"> SEQ Рисунок \* ARABIC </w:instrText>
                       </w:r>
                       <w:r>
                         <w:rPr>
                           <w:rFonts w:ascii="Times New Roman" w:hAnsi="Times New Roman" w:cs="Times New Roman" w:hint="cs"/>
-                          <w:sz w:val="28"/>
-                          <w:szCs w:val="28"/>
+                          <w:sz w:val="24"/>
+                          <w:szCs w:val="24"/>
                         </w:rPr>
                         <w:fldChar w:fldCharType="separate"/>
                       </w:r>
                       <w:r>
                         <w:rPr>
-                          <w:rFonts w:ascii="Times New Roman" w:hAnsi="Times New Roman" w:cs="Times New Roman"/>
+                          <w:rFonts w:ascii="Times New Roman" w:hAnsi="Times New Roman" w:cs="Times New Roman" w:hint="cs"/>
                           <w:noProof/>
-                          <w:sz w:val="28"/>
-                          <w:szCs w:val="28"/>
+                          <w:sz w:val="24"/>
+                          <w:szCs w:val="24"/>
                         </w:rPr>
                         <w:t>7</w:t>
                       </w:r>
                       <w:r>
                         <w:rPr>
                           <w:rFonts w:ascii="Times New Roman" w:hAnsi="Times New Roman" w:cs="Times New Roman" w:hint="cs"/>
-                          <w:sz w:val="28"/>
-                          <w:szCs w:val="28"/>
+                          <w:sz w:val="24"/>
+                          <w:szCs w:val="24"/>
                         </w:rPr>
                         <w:fldChar w:fldCharType="end"/>
                       </w:r>
                       <w:r>
                         <w:rPr>
                           <w:rFonts w:ascii="Times New Roman" w:hAnsi="Times New Roman" w:cs="Times New Roman" w:hint="cs"/>
-                          <w:sz w:val="28"/>
-                          <w:szCs w:val="28"/>
+                          <w:sz w:val="24"/>
+                          <w:szCs w:val="24"/>
                           <w:lang w:val="en-US"/>
                         </w:rPr>
                         <w:t xml:space="preserve">. </w:t>
                       </w:r>
                       <w:r>
                         <w:rPr>
-                          <w:rFonts w:ascii="Times New Roman" w:hAnsi="Times New Roman" w:cs="Times New Roman"/>
-                          <w:sz w:val="28"/>
-                          <w:szCs w:val="28"/>
+                          <w:rFonts w:ascii="Times New Roman" w:hAnsi="Times New Roman" w:cs="Times New Roman" w:hint="cs"/>
+                          <w:sz w:val="24"/>
+                          <w:szCs w:val="24"/>
                         </w:rPr>
                         <w:t xml:space="preserve">Сгенерированный </w:t>
                       </w:r>
                       <w:proofErr w:type="spellStart"/>
                       <w:r>
                         <w:rPr>
-                          <w:rFonts w:ascii="Times New Roman" w:hAnsi="Times New Roman" w:cs="Times New Roman"/>
-                          <w:sz w:val="28"/>
-                          <w:szCs w:val="28"/>
+                          <w:rFonts w:ascii="Times New Roman" w:hAnsi="Times New Roman" w:cs="Times New Roman" w:hint="cs"/>
+                          <w:sz w:val="24"/>
+                          <w:szCs w:val="24"/>
                         </w:rPr>
                         <w:t>датасет</w:t>
                       </w:r>
@@ -11245,6 +10877,7 @@
       <w:r>
         <w:rPr>
           <w:rFonts w:ascii="Times New Roman" w:hAnsi="Times New Roman" w:cs="Times New Roman"/>
+          <w:noProof/>
           <w:sz w:val="28"/>
           <w:szCs w:val="28"/>
         </w:rPr>
@@ -11490,7 +11123,15 @@
           <w:sz w:val="28"/>
           <w:szCs w:val="28"/>
         </w:rPr>
-        <w:t>4.</w:t>
+        <w:t>7</w:t>
+      </w:r>
+      <w:r>
+        <w:rPr>
+          <w:rFonts w:ascii="Times New Roman" w:hAnsi="Times New Roman" w:cs="Times New Roman"/>
+          <w:sz w:val="28"/>
+          <w:szCs w:val="28"/>
+        </w:rPr>
+        <w:t>.</w:t>
       </w:r>
     </w:p>
     <w:p>
@@ -11526,13 +11167,13 @@
         <mc:AlternateContent>
           <mc:Choice Requires="wps">
             <w:drawing>
-              <wp:anchor distT="0" distB="0" distL="114300" distR="114300" simplePos="0" relativeHeight="251674624" behindDoc="1" locked="0" layoutInCell="1" allowOverlap="1" wp14:anchorId="5B00479C" wp14:editId="34C8128D">
+              <wp:anchor distT="0" distB="0" distL="114300" distR="114300" simplePos="0" relativeHeight="251687936" behindDoc="1" locked="0" layoutInCell="1" allowOverlap="1" wp14:anchorId="0E15AD42" wp14:editId="70A487E7">
                 <wp:simplePos x="0" y="0"/>
                 <wp:positionH relativeFrom="column">
                   <wp:posOffset>405765</wp:posOffset>
                 </wp:positionH>
                 <wp:positionV relativeFrom="paragraph">
-                  <wp:posOffset>1328420</wp:posOffset>
+                  <wp:posOffset>1346104</wp:posOffset>
                 </wp:positionV>
                 <wp:extent cx="5429250" cy="635"/>
                 <wp:effectExtent l="0" t="0" r="6350" b="12065"/>
@@ -11545,7 +11186,7 @@
                     <wp:lineTo x="0" y="0"/>
                   </wp:wrapPolygon>
                 </wp:wrapTight>
-                <wp:docPr id="642044092" name="Надпись 1"/>
+                <wp:docPr id="1230795993" name="Надпись 1"/>
                 <wp:cNvGraphicFramePr/>
                 <a:graphic xmlns:a="http://schemas.openxmlformats.org/drawingml/2006/main">
                   <a:graphicData uri="http://schemas.microsoft.com/office/word/2010/wordprocessingShape">
@@ -11572,41 +11213,41 @@
                             <w:pPr>
                               <w:pStyle w:val="af1"/>
                               <w:rPr>
-                                <w:rFonts w:ascii="Times New Roman" w:hAnsi="Times New Roman" w:cs="Times New Roman" w:hint="cs"/>
-                                <w:sz w:val="28"/>
-                                <w:szCs w:val="28"/>
-                                <w:lang w:val="en-US"/>
+                                <w:rFonts w:ascii="Times New Roman" w:hAnsi="Times New Roman" w:cs="Times New Roman"/>
+                                <w:noProof/>
+                                <w:sz w:val="24"/>
+                                <w:szCs w:val="24"/>
                               </w:rPr>
                             </w:pPr>
                             <w:r>
                               <w:rPr>
                                 <w:rFonts w:ascii="Times New Roman" w:hAnsi="Times New Roman" w:cs="Times New Roman" w:hint="cs"/>
-                                <w:sz w:val="28"/>
-                                <w:szCs w:val="28"/>
+                                <w:sz w:val="24"/>
+                                <w:szCs w:val="24"/>
                               </w:rPr>
-                              <w:t xml:space="preserve">Рис.  </w:t>
+                              <w:t xml:space="preserve">Рисунок </w:t>
                             </w:r>
                             <w:r>
                               <w:rPr>
                                 <w:rFonts w:ascii="Times New Roman" w:hAnsi="Times New Roman" w:cs="Times New Roman" w:hint="cs"/>
-                                <w:sz w:val="28"/>
-                                <w:szCs w:val="28"/>
+                                <w:sz w:val="24"/>
+                                <w:szCs w:val="24"/>
                               </w:rPr>
                               <w:fldChar w:fldCharType="begin"/>
                             </w:r>
                             <w:r>
                               <w:rPr>
                                 <w:rFonts w:ascii="Times New Roman" w:hAnsi="Times New Roman" w:cs="Times New Roman" w:hint="cs"/>
-                                <w:sz w:val="28"/>
-                                <w:szCs w:val="28"/>
+                                <w:sz w:val="24"/>
+                                <w:szCs w:val="24"/>
                               </w:rPr>
-                              <w:instrText xml:space="preserve"> SEQ Рис._ \* ARABIC </w:instrText>
+                              <w:instrText xml:space="preserve"> SEQ Рисунок \* ARABIC </w:instrText>
                             </w:r>
                             <w:r>
                               <w:rPr>
                                 <w:rFonts w:ascii="Times New Roman" w:hAnsi="Times New Roman" w:cs="Times New Roman" w:hint="cs"/>
-                                <w:sz w:val="28"/>
-                                <w:szCs w:val="28"/>
+                                <w:sz w:val="24"/>
+                                <w:szCs w:val="24"/>
                               </w:rPr>
                               <w:fldChar w:fldCharType="separate"/>
                             </w:r>
@@ -11614,24 +11255,24 @@
                               <w:rPr>
                                 <w:rFonts w:ascii="Times New Roman" w:hAnsi="Times New Roman" w:cs="Times New Roman"/>
                                 <w:noProof/>
-                                <w:sz w:val="28"/>
-                                <w:szCs w:val="28"/>
+                                <w:sz w:val="24"/>
+                                <w:szCs w:val="24"/>
                               </w:rPr>
                               <w:t>8</w:t>
                             </w:r>
                             <w:r>
                               <w:rPr>
                                 <w:rFonts w:ascii="Times New Roman" w:hAnsi="Times New Roman" w:cs="Times New Roman" w:hint="cs"/>
-                                <w:sz w:val="28"/>
-                                <w:szCs w:val="28"/>
+                                <w:sz w:val="24"/>
+                                <w:szCs w:val="24"/>
                               </w:rPr>
                               <w:fldChar w:fldCharType="end"/>
                             </w:r>
                             <w:r>
                               <w:rPr>
                                 <w:rFonts w:ascii="Times New Roman" w:hAnsi="Times New Roman" w:cs="Times New Roman" w:hint="cs"/>
-                                <w:sz w:val="28"/>
-                                <w:szCs w:val="28"/>
+                                <w:sz w:val="24"/>
+                                <w:szCs w:val="24"/>
                                 <w:lang w:val="en-US"/>
                               </w:rPr>
                               <w:t>.</w:t>
@@ -11639,8 +11280,8 @@
                             <w:r>
                               <w:rPr>
                                 <w:rFonts w:ascii="Times New Roman" w:hAnsi="Times New Roman" w:cs="Times New Roman" w:hint="cs"/>
-                                <w:sz w:val="28"/>
-                                <w:szCs w:val="28"/>
+                                <w:sz w:val="24"/>
+                                <w:szCs w:val="24"/>
                               </w:rPr>
                               <w:t xml:space="preserve"> Некорректные вероятности банковских карт</w:t>
                             </w:r>
@@ -11661,7 +11302,7 @@
           </mc:Choice>
           <mc:Fallback>
             <w:pict>
-              <v:shape w14:anchorId="5B00479C" id="_x0000_s1034" type="#_x0000_t202" style="position:absolute;left:0;text-align:left;margin-left:31.95pt;margin-top:104.6pt;width:427.5pt;height:.05pt;z-index:-251641856;visibility:visible;mso-wrap-style:square;mso-wrap-distance-left:9pt;mso-wrap-distance-top:0;mso-wrap-distance-right:9pt;mso-wrap-distance-bottom:0;mso-position-horizontal:absolute;mso-position-horizontal-relative:text;mso-position-vertical:absolute;mso-position-vertical-relative:text;v-text-anchor:top" o:gfxdata="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" stroked="f">
+              <v:shape w14:anchorId="0E15AD42" id="_x0000_s1034" type="#_x0000_t202" style="position:absolute;left:0;text-align:left;margin-left:31.95pt;margin-top:106pt;width:427.5pt;height:.05pt;z-index:-251628544;visibility:visible;mso-wrap-style:square;mso-wrap-distance-left:9pt;mso-wrap-distance-top:0;mso-wrap-distance-right:9pt;mso-wrap-distance-bottom:0;mso-position-horizontal:absolute;mso-position-horizontal-relative:text;mso-position-vertical:absolute;mso-position-vertical-relative:text;v-text-anchor:top" o:gfxdata="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" stroked="f">
                 <v:textbox style="mso-fit-shape-to-text:t" inset="0,0,0,0">
                   <w:txbxContent>
                     <w:p>
@@ -11669,40 +11310,40 @@
                         <w:pStyle w:val="af1"/>
                         <w:rPr>
                           <w:rFonts w:ascii="Times New Roman" w:hAnsi="Times New Roman" w:cs="Times New Roman" w:hint="cs"/>
-                          <w:sz w:val="28"/>
-                          <w:szCs w:val="28"/>
-                          <w:lang w:val="en-US"/>
+                          <w:noProof/>
+                          <w:sz w:val="24"/>
+                          <w:szCs w:val="24"/>
                         </w:rPr>
                       </w:pPr>
                       <w:r>
                         <w:rPr>
                           <w:rFonts w:ascii="Times New Roman" w:hAnsi="Times New Roman" w:cs="Times New Roman" w:hint="cs"/>
-                          <w:sz w:val="28"/>
-                          <w:szCs w:val="28"/>
+                          <w:sz w:val="24"/>
+                          <w:szCs w:val="24"/>
                         </w:rPr>
-                        <w:t xml:space="preserve">Рис.  </w:t>
+                        <w:t xml:space="preserve">Рисунок </w:t>
                       </w:r>
                       <w:r>
                         <w:rPr>
                           <w:rFonts w:ascii="Times New Roman" w:hAnsi="Times New Roman" w:cs="Times New Roman" w:hint="cs"/>
-                          <w:sz w:val="28"/>
-                          <w:szCs w:val="28"/>
+                          <w:sz w:val="24"/>
+                          <w:szCs w:val="24"/>
                         </w:rPr>
                         <w:fldChar w:fldCharType="begin"/>
                       </w:r>
                       <w:r>
                         <w:rPr>
                           <w:rFonts w:ascii="Times New Roman" w:hAnsi="Times New Roman" w:cs="Times New Roman" w:hint="cs"/>
-                          <w:sz w:val="28"/>
-                          <w:szCs w:val="28"/>
+                          <w:sz w:val="24"/>
+                          <w:szCs w:val="24"/>
                         </w:rPr>
-                        <w:instrText xml:space="preserve"> SEQ Рис._ \* ARABIC </w:instrText>
+                        <w:instrText xml:space="preserve"> SEQ Рисунок \* ARABIC </w:instrText>
                       </w:r>
                       <w:r>
                         <w:rPr>
                           <w:rFonts w:ascii="Times New Roman" w:hAnsi="Times New Roman" w:cs="Times New Roman" w:hint="cs"/>
-                          <w:sz w:val="28"/>
-                          <w:szCs w:val="28"/>
+                          <w:sz w:val="24"/>
+                          <w:szCs w:val="24"/>
                         </w:rPr>
                         <w:fldChar w:fldCharType="separate"/>
                       </w:r>
@@ -11710,24 +11351,24 @@
                         <w:rPr>
                           <w:rFonts w:ascii="Times New Roman" w:hAnsi="Times New Roman" w:cs="Times New Roman"/>
                           <w:noProof/>
-                          <w:sz w:val="28"/>
-                          <w:szCs w:val="28"/>
+                          <w:sz w:val="24"/>
+                          <w:szCs w:val="24"/>
                         </w:rPr>
                         <w:t>8</w:t>
                       </w:r>
                       <w:r>
                         <w:rPr>
                           <w:rFonts w:ascii="Times New Roman" w:hAnsi="Times New Roman" w:cs="Times New Roman" w:hint="cs"/>
-                          <w:sz w:val="28"/>
-                          <w:szCs w:val="28"/>
+                          <w:sz w:val="24"/>
+                          <w:szCs w:val="24"/>
                         </w:rPr>
                         <w:fldChar w:fldCharType="end"/>
                       </w:r>
                       <w:r>
                         <w:rPr>
                           <w:rFonts w:ascii="Times New Roman" w:hAnsi="Times New Roman" w:cs="Times New Roman" w:hint="cs"/>
-                          <w:sz w:val="28"/>
-                          <w:szCs w:val="28"/>
+                          <w:sz w:val="24"/>
+                          <w:szCs w:val="24"/>
                           <w:lang w:val="en-US"/>
                         </w:rPr>
                         <w:t>.</w:t>
@@ -11735,8 +11376,8 @@
                       <w:r>
                         <w:rPr>
                           <w:rFonts w:ascii="Times New Roman" w:hAnsi="Times New Roman" w:cs="Times New Roman" w:hint="cs"/>
-                          <w:sz w:val="28"/>
-                          <w:szCs w:val="28"/>
+                          <w:sz w:val="24"/>
+                          <w:szCs w:val="24"/>
                         </w:rPr>
                         <w:t xml:space="preserve"> Некорректные вероятности банковских карт</w:t>
                       </w:r>
@@ -11752,6 +11393,7 @@
       <w:r>
         <w:rPr>
           <w:rFonts w:ascii="Times New Roman" w:hAnsi="Times New Roman" w:cs="Times New Roman"/>
+          <w:noProof/>
           <w:sz w:val="28"/>
           <w:szCs w:val="28"/>
         </w:rPr>
@@ -11825,7 +11467,31 @@
           <w:sz w:val="28"/>
           <w:szCs w:val="28"/>
         </w:rPr>
-        <w:t>Пример ввода некорректных данных показан на рисунках 5 и 6</w:t>
+        <w:t xml:space="preserve">Пример ввода некорректных данных показан на рисунках </w:t>
+      </w:r>
+      <w:r>
+        <w:rPr>
+          <w:rFonts w:ascii="Times New Roman" w:hAnsi="Times New Roman" w:cs="Times New Roman"/>
+          <w:sz w:val="28"/>
+          <w:szCs w:val="28"/>
+        </w:rPr>
+        <w:t>8</w:t>
+      </w:r>
+      <w:r>
+        <w:rPr>
+          <w:rFonts w:ascii="Times New Roman" w:hAnsi="Times New Roman" w:cs="Times New Roman"/>
+          <w:sz w:val="28"/>
+          <w:szCs w:val="28"/>
+        </w:rPr>
+        <w:t xml:space="preserve"> и </w:t>
+      </w:r>
+      <w:r>
+        <w:rPr>
+          <w:rFonts w:ascii="Times New Roman" w:hAnsi="Times New Roman" w:cs="Times New Roman"/>
+          <w:sz w:val="28"/>
+          <w:szCs w:val="28"/>
+        </w:rPr>
+        <w:t>9</w:t>
       </w:r>
       <w:r>
         <w:rPr>
@@ -11860,6 +11526,7 @@
       <w:r>
         <w:rPr>
           <w:rFonts w:ascii="Times New Roman" w:hAnsi="Times New Roman" w:cs="Times New Roman"/>
+          <w:noProof/>
           <w:sz w:val="28"/>
           <w:szCs w:val="28"/>
         </w:rPr>
@@ -11939,67 +11606,74 @@
     <w:p>
       <w:pPr>
         <w:pStyle w:val="af1"/>
-        <w:ind w:left="708"/>
-        <w:rPr>
-          <w:rFonts w:ascii="Times New Roman" w:hAnsi="Times New Roman" w:cs="Times New Roman"/>
-          <w:sz w:val="28"/>
-          <w:szCs w:val="28"/>
-        </w:rPr>
-      </w:pPr>
+        <w:rPr>
+          <w:rFonts w:ascii="Times New Roman" w:hAnsi="Times New Roman" w:cs="Times New Roman"/>
+          <w:sz w:val="24"/>
+          <w:szCs w:val="24"/>
+        </w:rPr>
+      </w:pPr>
+      <w:r>
+        <w:rPr>
+          <w:rFonts w:ascii="Times New Roman" w:hAnsi="Times New Roman" w:cs="Times New Roman"/>
+          <w:sz w:val="24"/>
+          <w:szCs w:val="24"/>
+        </w:rPr>
+        <w:t xml:space="preserve">           </w:t>
+      </w:r>
       <w:r>
         <w:rPr>
           <w:rFonts w:ascii="Times New Roman" w:hAnsi="Times New Roman" w:cs="Times New Roman" w:hint="cs"/>
-          <w:sz w:val="28"/>
-          <w:szCs w:val="28"/>
-        </w:rPr>
-        <w:t xml:space="preserve">Рис.  </w:t>
+          <w:sz w:val="24"/>
+          <w:szCs w:val="24"/>
+        </w:rPr>
+        <w:t xml:space="preserve">Рисунок </w:t>
       </w:r>
       <w:r>
         <w:rPr>
           <w:rFonts w:ascii="Times New Roman" w:hAnsi="Times New Roman" w:cs="Times New Roman" w:hint="cs"/>
-          <w:sz w:val="28"/>
-          <w:szCs w:val="28"/>
+          <w:sz w:val="24"/>
+          <w:szCs w:val="24"/>
         </w:rPr>
         <w:fldChar w:fldCharType="begin"/>
       </w:r>
       <w:r>
         <w:rPr>
           <w:rFonts w:ascii="Times New Roman" w:hAnsi="Times New Roman" w:cs="Times New Roman" w:hint="cs"/>
-          <w:sz w:val="28"/>
-          <w:szCs w:val="28"/>
-        </w:rPr>
-        <w:instrText xml:space="preserve"> SEQ Рис._ \* ARABIC </w:instrText>
+          <w:sz w:val="24"/>
+          <w:szCs w:val="24"/>
+        </w:rPr>
+        <w:instrText xml:space="preserve"> SEQ Рисунок \* ARABIC </w:instrText>
       </w:r>
       <w:r>
         <w:rPr>
           <w:rFonts w:ascii="Times New Roman" w:hAnsi="Times New Roman" w:cs="Times New Roman" w:hint="cs"/>
-          <w:sz w:val="28"/>
-          <w:szCs w:val="28"/>
+          <w:sz w:val="24"/>
+          <w:szCs w:val="24"/>
         </w:rPr>
         <w:fldChar w:fldCharType="separate"/>
       </w:r>
       <w:r>
         <w:rPr>
-          <w:rFonts w:ascii="Times New Roman" w:hAnsi="Times New Roman" w:cs="Times New Roman"/>
+          <w:rFonts w:ascii="Times New Roman" w:hAnsi="Times New Roman" w:cs="Times New Roman" w:hint="cs"/>
           <w:noProof/>
-          <w:sz w:val="28"/>
-          <w:szCs w:val="28"/>
+          <w:sz w:val="24"/>
+          <w:szCs w:val="24"/>
         </w:rPr>
         <w:t>9</w:t>
       </w:r>
       <w:r>
         <w:rPr>
           <w:rFonts w:ascii="Times New Roman" w:hAnsi="Times New Roman" w:cs="Times New Roman" w:hint="cs"/>
-          <w:sz w:val="28"/>
-          <w:szCs w:val="28"/>
+          <w:sz w:val="24"/>
+          <w:szCs w:val="24"/>
         </w:rPr>
         <w:fldChar w:fldCharType="end"/>
       </w:r>
       <w:r>
         <w:rPr>
           <w:rFonts w:ascii="Times New Roman" w:hAnsi="Times New Roman" w:cs="Times New Roman" w:hint="cs"/>
-          <w:sz w:val="28"/>
-          <w:szCs w:val="28"/>
+          <w:sz w:val="24"/>
+          <w:szCs w:val="24"/>
           <w:lang w:val="en-US"/>
         </w:rPr>
         <w:t xml:space="preserve">. </w:t>
@@ -12007,8 +11681,8 @@
       <w:r>
         <w:rPr>
           <w:rFonts w:ascii="Times New Roman" w:hAnsi="Times New Roman" w:cs="Times New Roman" w:hint="cs"/>
-          <w:sz w:val="28"/>
-          <w:szCs w:val="28"/>
+          <w:sz w:val="24"/>
+          <w:szCs w:val="24"/>
         </w:rPr>
         <w:t>Некорректное число строк</w:t>
       </w:r>
@@ -12021,7 +11695,7 @@
       <w:r>
         <w:t xml:space="preserve"> </w:t>
       </w:r>
-      <w:bookmarkStart w:id="8" w:name="_Toc241534018"/>
+      <w:bookmarkStart w:id="8" w:name="_Toc241567449"/>
       <w:r>
         <w:rPr>
           <w:rFonts w:hint="cs"/>
@@ -12101,7 +11775,6 @@
           <w:rFonts w:ascii="Times New Roman" w:hAnsi="Times New Roman" w:cs="Times New Roman"/>
           <w:sz w:val="28"/>
           <w:szCs w:val="28"/>
-          <w:lang w:val="en-US"/>
         </w:rPr>
       </w:pPr>
     </w:p>
@@ -12114,6 +11787,7 @@
           <w:iCs/>
           <w:sz w:val="28"/>
           <w:szCs w:val="28"/>
+          <w:lang w:val="en-US"/>
         </w:rPr>
       </w:pPr>
       <w:r>
@@ -12184,18 +11858,7 @@
           <w:szCs w:val="28"/>
           <w:lang w:val="en-US"/>
         </w:rPr>
-        <w:t xml:space="preserve">- </w:t>
-      </w:r>
-      <w:r>
-        <w:rPr>
-          <w:rFonts w:ascii="Times New Roman" w:hAnsi="Times New Roman" w:cs="Times New Roman" w:hint="cs"/>
-          <w:i/>
-          <w:iCs/>
-          <w:sz w:val="28"/>
-          <w:szCs w:val="28"/>
-          <w:lang w:val="en-US"/>
-        </w:rPr>
-        <w:t xml:space="preserve">Fonseca J., Bacao F. </w:t>
+        <w:t xml:space="preserve">- Fonseca J., Bacao F. </w:t>
       </w:r>
       <w:r>
         <w:rPr>
@@ -14505,6 +14168,12 @@
   </w:num>
   <w:num w:numId="21" w16cid:durableId="1512065975">
     <w:abstractNumId w:val="7"/>
+  </w:num>
+  <w:num w:numId="22" w16cid:durableId="988291149">
+    <w:abstractNumId w:val="7"/>
+    <w:lvlOverride w:ilvl="0">
+      <w:startOverride w:val="1"/>
+    </w:lvlOverride>
   </w:num>
 </w:numbering>
 </file>

--- a/lab1/отчет1.docx
+++ b/lab1/отчет1.docx
@@ -7220,39 +7220,39 @@
         <w:keepNext/>
         <w:rPr>
           <w:rFonts w:ascii="Times New Roman" w:hAnsi="Times New Roman" w:cs="Times New Roman"/>
-          <w:sz w:val="28"/>
-          <w:szCs w:val="28"/>
+          <w:sz w:val="24"/>
+          <w:szCs w:val="24"/>
         </w:rPr>
       </w:pPr>
       <w:r>
         <w:rPr>
           <w:rFonts w:ascii="Times New Roman" w:hAnsi="Times New Roman" w:cs="Times New Roman" w:hint="cs"/>
-          <w:sz w:val="28"/>
-          <w:szCs w:val="28"/>
+          <w:sz w:val="24"/>
+          <w:szCs w:val="24"/>
         </w:rPr>
         <w:t xml:space="preserve">Таблица </w:t>
       </w:r>
       <w:r>
         <w:rPr>
           <w:rFonts w:ascii="Times New Roman" w:hAnsi="Times New Roman" w:cs="Times New Roman" w:hint="cs"/>
-          <w:sz w:val="28"/>
-          <w:szCs w:val="28"/>
+          <w:sz w:val="24"/>
+          <w:szCs w:val="24"/>
         </w:rPr>
         <w:fldChar w:fldCharType="begin"/>
       </w:r>
       <w:r>
         <w:rPr>
           <w:rFonts w:ascii="Times New Roman" w:hAnsi="Times New Roman" w:cs="Times New Roman" w:hint="cs"/>
-          <w:sz w:val="28"/>
-          <w:szCs w:val="28"/>
+          <w:sz w:val="24"/>
+          <w:szCs w:val="24"/>
         </w:rPr>
         <w:instrText xml:space="preserve"> SEQ Таблица \* ARABIC </w:instrText>
       </w:r>
       <w:r>
         <w:rPr>
           <w:rFonts w:ascii="Times New Roman" w:hAnsi="Times New Roman" w:cs="Times New Roman" w:hint="cs"/>
-          <w:sz w:val="28"/>
-          <w:szCs w:val="28"/>
+          <w:sz w:val="24"/>
+          <w:szCs w:val="24"/>
         </w:rPr>
         <w:fldChar w:fldCharType="separate"/>
       </w:r>
@@ -7260,24 +7260,24 @@
         <w:rPr>
           <w:rFonts w:ascii="Times New Roman" w:hAnsi="Times New Roman" w:cs="Times New Roman"/>
           <w:noProof/>
-          <w:sz w:val="28"/>
-          <w:szCs w:val="28"/>
+          <w:sz w:val="24"/>
+          <w:szCs w:val="24"/>
         </w:rPr>
         <w:t>1</w:t>
       </w:r>
       <w:r>
         <w:rPr>
           <w:rFonts w:ascii="Times New Roman" w:hAnsi="Times New Roman" w:cs="Times New Roman" w:hint="cs"/>
-          <w:sz w:val="28"/>
-          <w:szCs w:val="28"/>
+          <w:sz w:val="24"/>
+          <w:szCs w:val="24"/>
         </w:rPr>
         <w:fldChar w:fldCharType="end"/>
       </w:r>
       <w:r>
         <w:rPr>
           <w:rFonts w:ascii="Times New Roman" w:hAnsi="Times New Roman" w:cs="Times New Roman" w:hint="cs"/>
-          <w:sz w:val="28"/>
-          <w:szCs w:val="28"/>
+          <w:sz w:val="24"/>
+          <w:szCs w:val="24"/>
           <w:lang w:val="en-US"/>
         </w:rPr>
         <w:t xml:space="preserve">. </w:t>
@@ -7285,8 +7285,8 @@
       <w:r>
         <w:rPr>
           <w:rFonts w:ascii="Times New Roman" w:hAnsi="Times New Roman" w:cs="Times New Roman" w:hint="cs"/>
-          <w:sz w:val="28"/>
-          <w:szCs w:val="28"/>
+          <w:sz w:val="24"/>
+          <w:szCs w:val="24"/>
         </w:rPr>
         <w:t>Описание функций</w:t>
       </w:r>
@@ -8494,39 +8494,39 @@
         <w:keepNext/>
         <w:rPr>
           <w:rFonts w:ascii="Times New Roman" w:hAnsi="Times New Roman" w:cs="Times New Roman"/>
-          <w:sz w:val="28"/>
-          <w:szCs w:val="28"/>
+          <w:sz w:val="24"/>
+          <w:szCs w:val="24"/>
         </w:rPr>
       </w:pPr>
       <w:r>
         <w:rPr>
           <w:rFonts w:ascii="Times New Roman" w:hAnsi="Times New Roman" w:cs="Times New Roman" w:hint="cs"/>
-          <w:sz w:val="28"/>
-          <w:szCs w:val="28"/>
+          <w:sz w:val="24"/>
+          <w:szCs w:val="24"/>
         </w:rPr>
         <w:t xml:space="preserve">Таблица </w:t>
       </w:r>
       <w:r>
         <w:rPr>
           <w:rFonts w:ascii="Times New Roman" w:hAnsi="Times New Roman" w:cs="Times New Roman" w:hint="cs"/>
-          <w:sz w:val="28"/>
-          <w:szCs w:val="28"/>
+          <w:sz w:val="24"/>
+          <w:szCs w:val="24"/>
         </w:rPr>
         <w:fldChar w:fldCharType="begin"/>
       </w:r>
       <w:r>
         <w:rPr>
           <w:rFonts w:ascii="Times New Roman" w:hAnsi="Times New Roman" w:cs="Times New Roman" w:hint="cs"/>
-          <w:sz w:val="28"/>
-          <w:szCs w:val="28"/>
+          <w:sz w:val="24"/>
+          <w:szCs w:val="24"/>
         </w:rPr>
         <w:instrText xml:space="preserve"> SEQ Таблица \* ARABIC </w:instrText>
       </w:r>
       <w:r>
         <w:rPr>
           <w:rFonts w:ascii="Times New Roman" w:hAnsi="Times New Roman" w:cs="Times New Roman" w:hint="cs"/>
-          <w:sz w:val="28"/>
-          <w:szCs w:val="28"/>
+          <w:sz w:val="24"/>
+          <w:szCs w:val="24"/>
         </w:rPr>
         <w:fldChar w:fldCharType="separate"/>
       </w:r>
@@ -8534,24 +8534,24 @@
         <w:rPr>
           <w:rFonts w:ascii="Times New Roman" w:hAnsi="Times New Roman" w:cs="Times New Roman" w:hint="cs"/>
           <w:noProof/>
-          <w:sz w:val="28"/>
-          <w:szCs w:val="28"/>
+          <w:sz w:val="24"/>
+          <w:szCs w:val="24"/>
         </w:rPr>
         <w:t>2</w:t>
       </w:r>
       <w:r>
         <w:rPr>
           <w:rFonts w:ascii="Times New Roman" w:hAnsi="Times New Roman" w:cs="Times New Roman" w:hint="cs"/>
-          <w:sz w:val="28"/>
-          <w:szCs w:val="28"/>
+          <w:sz w:val="24"/>
+          <w:szCs w:val="24"/>
         </w:rPr>
         <w:fldChar w:fldCharType="end"/>
       </w:r>
       <w:r>
         <w:rPr>
           <w:rFonts w:ascii="Times New Roman" w:hAnsi="Times New Roman" w:cs="Times New Roman" w:hint="cs"/>
-          <w:sz w:val="28"/>
-          <w:szCs w:val="28"/>
+          <w:sz w:val="24"/>
+          <w:szCs w:val="24"/>
           <w:lang w:val="en-US"/>
         </w:rPr>
         <w:t xml:space="preserve">. </w:t>
@@ -8559,8 +8559,8 @@
       <w:r>
         <w:rPr>
           <w:rFonts w:ascii="Times New Roman" w:hAnsi="Times New Roman" w:cs="Times New Roman" w:hint="cs"/>
-          <w:sz w:val="28"/>
-          <w:szCs w:val="28"/>
+          <w:sz w:val="24"/>
+          <w:szCs w:val="24"/>
         </w:rPr>
         <w:t>Описание глобальных структур данных</w:t>
       </w:r>
@@ -9551,10 +9551,41 @@
           <w:sz w:val="28"/>
           <w:szCs w:val="28"/>
         </w:rPr>
-        <w:t xml:space="preserve"> при этом консоль используется для ввода параметров генерации. Убедитесь, что файл “</w:t>
+        <w:t xml:space="preserve"> при этом </w:t>
+      </w:r>
+      <w:r>
+        <w:rPr>
+          <w:rFonts w:ascii="Times New Roman" w:hAnsi="Times New Roman" w:cs="Times New Roman"/>
+          <w:sz w:val="28"/>
+          <w:szCs w:val="28"/>
+        </w:rPr>
+        <w:t xml:space="preserve">используйте </w:t>
+      </w:r>
+      <w:r>
+        <w:rPr>
+          <w:rFonts w:ascii="Times New Roman" w:hAnsi="Times New Roman" w:cs="Times New Roman"/>
+          <w:sz w:val="28"/>
+          <w:szCs w:val="28"/>
+        </w:rPr>
+        <w:t>консоль</w:t>
+      </w:r>
+      <w:r>
+        <w:rPr>
+          <w:rFonts w:ascii="Times New Roman" w:hAnsi="Times New Roman" w:cs="Times New Roman"/>
+          <w:sz w:val="28"/>
+          <w:szCs w:val="28"/>
+        </w:rPr>
+        <w:t xml:space="preserve"> (командную строку)</w:t>
+      </w:r>
+      <w:r>
+        <w:rPr>
+          <w:rFonts w:ascii="Times New Roman" w:hAnsi="Times New Roman" w:cs="Times New Roman"/>
+          <w:sz w:val="28"/>
+          <w:szCs w:val="28"/>
+        </w:rPr>
+        <w:t xml:space="preserve"> для ввода параметров генерации. Убедитесь, что файл “</w:t>
       </w:r>
       <w:proofErr w:type="spellStart"/>
-      <w:proofErr w:type="gramStart"/>
       <w:r>
         <w:rPr>
           <w:rFonts w:ascii="Times New Roman" w:hAnsi="Times New Roman" w:cs="Times New Roman"/>
@@ -9564,7 +9595,6 @@
         <w:t>trains.json</w:t>
       </w:r>
       <w:proofErr w:type="spellEnd"/>
-      <w:proofErr w:type="gramEnd"/>
       <w:r>
         <w:rPr>
           <w:rFonts w:ascii="Times New Roman" w:hAnsi="Times New Roman" w:cs="Times New Roman"/>
@@ -9595,7 +9625,23 @@
           <w:sz w:val="28"/>
           <w:szCs w:val="28"/>
         </w:rPr>
-        <w:t xml:space="preserve"> с программой — без него генерация не запустится.</w:t>
+        <w:t xml:space="preserve"> с </w:t>
+      </w:r>
+      <w:r>
+        <w:rPr>
+          <w:rFonts w:ascii="Times New Roman" w:hAnsi="Times New Roman" w:cs="Times New Roman"/>
+          <w:sz w:val="28"/>
+          <w:szCs w:val="28"/>
+        </w:rPr>
+        <w:t xml:space="preserve">самой </w:t>
+      </w:r>
+      <w:r>
+        <w:rPr>
+          <w:rFonts w:ascii="Times New Roman" w:hAnsi="Times New Roman" w:cs="Times New Roman"/>
+          <w:sz w:val="28"/>
+          <w:szCs w:val="28"/>
+        </w:rPr>
+        <w:t>программой — без него генерация не запустится.</w:t>
       </w:r>
     </w:p>
     <w:p>
